--- a/flow/20230927_hours/triodion-lent/тиждень-2/2-4-2023-wrong.docx
+++ b/flow/20230927_hours/triodion-lent/тиждень-2/2-4-2023-wrong.docx
@@ -62,59 +62,68 @@
     </w:p>
     <w:p>
       <w:pPr>
-        <w:spacing w:line="240" w:lineRule="auto"/>
-        <w:rPr>
-          <w:rFonts w:ascii="Times New Roman" w:hAnsi="Times New Roman"/>
-          <w:sz w:val="24"/>
-        </w:rPr>
-      </w:pPr>
-      <w:r>
-        <w:rPr>
-          <w:rFonts w:ascii="Times New Roman" w:hAnsi="Times New Roman"/>
-          <w:i/>
-          <w:color w:val="FF0000"/>
-          <w:sz w:val="24"/>
-        </w:rPr>
-        <w:t xml:space="preserve">Вірні: </w:t>
-      </w:r>
-      <w:r>
-        <w:rPr>
-          <w:rFonts w:ascii="Times New Roman" w:hAnsi="Times New Roman"/>
-          <w:sz w:val="24"/>
-        </w:rPr>
-        <w:t>Амінь. Слава тобі, Боже наш, слава тобі.</w:t>
-      </w:r>
-    </w:p>
-    <w:p>
-      <w:pPr>
-        <w:spacing w:line="240" w:lineRule="auto"/>
-        <w:rPr>
-          <w:rFonts w:ascii="Times New Roman" w:hAnsi="Times New Roman"/>
-          <w:sz w:val="24"/>
-        </w:rPr>
-      </w:pPr>
-      <w:r>
-        <w:rPr>
-          <w:rFonts w:ascii="Times New Roman" w:hAnsi="Times New Roman"/>
-          <w:sz w:val="24"/>
-        </w:rPr>
-        <w:t>Царю небесний, утішителю, Душе істини,* що всюди єси і все наповняєш,* скарбе дібр і життя подателю,* прийди і вселися в нас,* і очисти нас від усякої скверни,* і спаси, Благий, душі наші.</w:t>
-      </w:r>
-    </w:p>
-    <w:p>
-      <w:pPr>
-        <w:spacing w:line="240" w:lineRule="auto"/>
-        <w:rPr>
-          <w:rFonts w:ascii="Times New Roman" w:hAnsi="Times New Roman"/>
-          <w:sz w:val="24"/>
-        </w:rPr>
-      </w:pPr>
-      <w:r>
-        <w:rPr>
-          <w:rFonts w:ascii="Times New Roman" w:hAnsi="Times New Roman"/>
-          <w:sz w:val="24"/>
-        </w:rPr>
-        <w:t xml:space="preserve">Святий Боже, святий Кріпкий, святий Безсмертний, помилуй нас </w:t>
+        <w:spacing w:after="120"/>
+      </w:pPr>
+      <w:r>
+        <w:rPr>
+          <w:rFonts w:ascii="Times New Roman" w:hAnsi="Times New Roman"/>
+          <w:i/>
+          <w:color w:val="FF0000"/>
+          <w:sz w:val="24"/>
+        </w:rPr>
+        <w:t>Вірні:</w:t>
+      </w:r>
+      <w:r>
+        <w:rPr>
+          <w:rFonts w:ascii="Times New Roman" w:hAnsi="Times New Roman"/>
+          <w:color w:val="FF0000"/>
+          <w:sz w:val="24"/>
+        </w:rPr>
+        <w:t xml:space="preserve"> </w:t>
+      </w:r>
+      <w:r>
+        <w:rPr>
+          <w:rFonts w:ascii="Times New Roman" w:hAnsi="Times New Roman"/>
+          <w:sz w:val="24"/>
+        </w:rPr>
+        <w:t>Амі́нь.</w:t>
+      </w:r>
+    </w:p>
+    <w:p>
+      <w:pPr>
+        <w:spacing w:after="120"/>
+      </w:pPr>
+      <w:r>
+        <w:rPr>
+          <w:rFonts w:ascii="Times New Roman" w:hAnsi="Times New Roman"/>
+          <w:sz w:val="24"/>
+        </w:rPr>
+        <w:t>Сла́ва Тобі́, Бо́же наш, сла́ва Тобі́.</w:t>
+      </w:r>
+    </w:p>
+    <w:p>
+      <w:pPr>
+        <w:spacing w:after="120"/>
+      </w:pPr>
+      <w:r>
+        <w:rPr>
+          <w:rFonts w:ascii="Times New Roman" w:hAnsi="Times New Roman"/>
+          <w:sz w:val="24"/>
+        </w:rPr>
+        <w:t>Ца́рю небе́сний, утіши́телю, Ду́ше íстини,* що всю́ди єси́ і все наповня́єш,* скарбни́це благ і життя́ пода́телю,* прийди́, і всели́ся в нас,* і очи́сти нас від уся́кої скве́рни,* і спаси́, благи́й, ду́ші на́ші.</w:t>
+      </w:r>
+    </w:p>
+    <w:p>
+      <w:pPr>
+        <w:spacing w:after="120"/>
+        <w:jc w:val="both"/>
+      </w:pPr>
+      <w:r>
+        <w:rPr>
+          <w:rFonts w:ascii="Times New Roman" w:hAnsi="Times New Roman"/>
+          <w:sz w:val="24"/>
+        </w:rPr>
+        <w:t xml:space="preserve">Святий Боже, святий Кріпкий, святий Безсмертний, помилуй нас. </w:t>
       </w:r>
       <w:r>
         <w:rPr>
@@ -125,166 +134,169 @@
         </w:rPr>
         <w:t>(3 р.)</w:t>
       </w:r>
-      <w:r>
-        <w:rPr>
-          <w:rFonts w:ascii="Times New Roman" w:hAnsi="Times New Roman"/>
+    </w:p>
+    <w:p>
+      <w:pPr>
+        <w:spacing w:line="240" w:lineRule="auto"/>
+        <w:rPr>
+          <w:rFonts w:ascii="Times New Roman" w:hAnsi="Times New Roman"/>
+          <w:sz w:val="24"/>
+        </w:rPr>
+      </w:pPr>
+      <w:r>
+        <w:rPr>
+          <w:rFonts w:ascii="Times New Roman" w:hAnsi="Times New Roman"/>
+          <w:sz w:val="24"/>
+        </w:rPr>
+        <w:t>Слава Отцю, і Сину, і Святому Духові,* і нині, і повсякчас, і на віки вічні. Амінь.</w:t>
+      </w:r>
+    </w:p>
+    <w:p>
+      <w:pPr>
+        <w:spacing w:line="240" w:lineRule="auto"/>
+        <w:rPr>
+          <w:rFonts w:ascii="Times New Roman" w:hAnsi="Times New Roman"/>
+          <w:sz w:val="24"/>
+        </w:rPr>
+      </w:pPr>
+      <w:r>
+        <w:rPr>
+          <w:rFonts w:ascii="Times New Roman" w:hAnsi="Times New Roman"/>
+          <w:sz w:val="24"/>
+        </w:rPr>
+        <w:t>Пресвята Тройце, помилуй нас;* Господи, очисти гріхи наші;* Владико, прости беззаконня наші;* Святий, завітай і зціли немочі наші імени твого ради.</w:t>
+      </w:r>
+    </w:p>
+    <w:p>
+      <w:pPr>
+        <w:spacing w:after="120"/>
+        <w:jc w:val="both"/>
+      </w:pPr>
+      <w:r>
+        <w:rPr>
+          <w:rFonts w:ascii="Times New Roman" w:hAnsi="Times New Roman"/>
+          <w:sz w:val="24"/>
+        </w:rPr>
+        <w:t xml:space="preserve">Господи, помилуй. </w:t>
+      </w:r>
+      <w:r>
+        <w:rPr>
+          <w:rFonts w:ascii="Times New Roman" w:hAnsi="Times New Roman"/>
+          <w:i/>
+          <w:color w:val="FF0000"/>
+          <w:sz w:val="24"/>
+        </w:rPr>
+        <w:t>(3 р.)</w:t>
+      </w:r>
+    </w:p>
+    <w:p>
+      <w:pPr>
+        <w:spacing w:line="240" w:lineRule="auto"/>
+        <w:rPr>
+          <w:rFonts w:ascii="Times New Roman" w:hAnsi="Times New Roman"/>
+          <w:sz w:val="24"/>
+        </w:rPr>
+      </w:pPr>
+      <w:r>
+        <w:rPr>
+          <w:rFonts w:ascii="Times New Roman" w:hAnsi="Times New Roman"/>
+          <w:sz w:val="24"/>
+        </w:rPr>
+        <w:t>Слава Отцю, і Сину, і Святому Духові* і нині, і повсякчас, і на віки вічні. Амінь.</w:t>
+      </w:r>
+    </w:p>
+    <w:p>
+      <w:pPr>
+        <w:spacing w:line="240" w:lineRule="auto"/>
+        <w:rPr>
+          <w:rFonts w:ascii="Times New Roman" w:hAnsi="Times New Roman"/>
+          <w:sz w:val="24"/>
+        </w:rPr>
+      </w:pPr>
+      <w:r>
+        <w:rPr>
+          <w:rFonts w:ascii="Times New Roman" w:hAnsi="Times New Roman"/>
+          <w:sz w:val="24"/>
+        </w:rPr>
+        <w:t>Отче наш, що єси на небесах,* нехай святиться ім’я твоє,* нехай прийде царство твоє,* нехай буде воля твоя, як на небі, так і на землі.* Хліб наш насущний дай нам сьогодні,* і прости нам провини наші,* як і ми прощаємо винуватцям нашим,* і не введи нас у спокусу,* але визволи нас від лукавого.</w:t>
+      </w:r>
+    </w:p>
+    <w:p>
+      <w:pPr>
+        <w:spacing w:line="240" w:lineRule="auto"/>
+        <w:rPr>
+          <w:rFonts w:ascii="Times New Roman" w:hAnsi="Times New Roman"/>
+          <w:sz w:val="24"/>
+        </w:rPr>
+      </w:pPr>
+      <w:r>
+        <w:rPr>
+          <w:rFonts w:ascii="Times New Roman" w:hAnsi="Times New Roman"/>
+          <w:i/>
+          <w:color w:val="FF0000"/>
+          <w:sz w:val="24"/>
+        </w:rPr>
+        <w:t>Священик</w:t>
+      </w:r>
+      <w:r>
+        <w:rPr>
+          <w:rFonts w:ascii="Times New Roman" w:hAnsi="Times New Roman"/>
+          <w:color w:val="FF0000"/>
+          <w:sz w:val="24"/>
+        </w:rPr>
+        <w:t xml:space="preserve">: </w:t>
+      </w:r>
+      <w:r>
+        <w:rPr>
+          <w:rFonts w:ascii="Times New Roman" w:hAnsi="Times New Roman"/>
+          <w:sz w:val="24"/>
+        </w:rPr>
+        <w:t>Бо твоє є царство, і сила, і слава, Отця, і Сина, і Святого Духа, нині і повсякчас, і на віки вічні.</w:t>
+      </w:r>
+    </w:p>
+    <w:p>
+      <w:pPr>
+        <w:spacing w:after="120"/>
+        <w:jc w:val="both"/>
+      </w:pPr>
+      <w:r>
+        <w:rPr>
+          <w:rFonts w:ascii="Times New Roman" w:hAnsi="Times New Roman"/>
+          <w:i/>
+          <w:color w:val="FF0000"/>
+          <w:sz w:val="24"/>
+        </w:rPr>
+        <w:t>Вірні:</w:t>
+      </w:r>
+      <w:r>
+        <w:rPr>
+          <w:rFonts w:ascii="Times New Roman" w:hAnsi="Times New Roman"/>
+          <w:color w:val="FF0000"/>
+          <w:sz w:val="24"/>
+        </w:rPr>
+        <w:t xml:space="preserve"> </w:t>
+      </w:r>
+      <w:r>
+        <w:rPr>
+          <w:rFonts w:ascii="Times New Roman" w:hAnsi="Times New Roman"/>
+          <w:sz w:val="24"/>
+        </w:rPr>
+        <w:t>Амінь. Господи, помилуй</w:t>
+      </w:r>
+      <w:r>
+        <w:rPr>
+          <w:rFonts w:ascii="Times New Roman" w:hAnsi="Times New Roman"/>
+          <w:i/>
           <w:sz w:val="24"/>
         </w:rPr>
         <w:t>.</w:t>
       </w:r>
-    </w:p>
-    <w:p>
-      <w:pPr>
-        <w:spacing w:line="240" w:lineRule="auto"/>
-        <w:rPr>
-          <w:rFonts w:ascii="Times New Roman" w:hAnsi="Times New Roman"/>
-          <w:sz w:val="24"/>
-        </w:rPr>
-      </w:pPr>
-      <w:r>
-        <w:rPr>
-          <w:rFonts w:ascii="Times New Roman" w:hAnsi="Times New Roman"/>
-          <w:sz w:val="24"/>
-        </w:rPr>
-        <w:t>Слава Отцю, і Сину, і Святому Духові,* і нині, і повсякчас, і на віки вічні. Амінь.</w:t>
-      </w:r>
-    </w:p>
-    <w:p>
-      <w:pPr>
-        <w:spacing w:line="240" w:lineRule="auto"/>
-        <w:rPr>
-          <w:rFonts w:ascii="Times New Roman" w:hAnsi="Times New Roman"/>
-          <w:sz w:val="24"/>
-        </w:rPr>
-      </w:pPr>
-      <w:r>
-        <w:rPr>
-          <w:rFonts w:ascii="Times New Roman" w:hAnsi="Times New Roman"/>
-          <w:sz w:val="24"/>
-        </w:rPr>
-        <w:t>Пресвята Тройце, помилуй нас;* Господи, очисти гріхи наші;* Владико, прости беззаконня наші;* Святий, завітай і зціли немочі наші імени твого ради.</w:t>
-      </w:r>
-    </w:p>
-    <w:p>
-      <w:pPr>
-        <w:spacing w:line="240" w:lineRule="auto"/>
-        <w:rPr>
-          <w:rFonts w:ascii="Times New Roman" w:hAnsi="Times New Roman"/>
-          <w:sz w:val="24"/>
-        </w:rPr>
-      </w:pPr>
-      <w:r>
-        <w:rPr>
-          <w:rFonts w:ascii="Times New Roman" w:hAnsi="Times New Roman"/>
-          <w:sz w:val="24"/>
-        </w:rPr>
-        <w:t xml:space="preserve">Господи, помилуй </w:t>
-      </w:r>
-      <w:r>
-        <w:rPr>
-          <w:rFonts w:ascii="Times New Roman" w:hAnsi="Times New Roman"/>
-          <w:i/>
-          <w:color w:val="FF0000"/>
-          <w:sz w:val="24"/>
-        </w:rPr>
-        <w:t>(3 р.)</w:t>
-      </w:r>
-      <w:r>
-        <w:rPr>
-          <w:rFonts w:ascii="Times New Roman" w:hAnsi="Times New Roman"/>
-          <w:sz w:val="24"/>
-        </w:rPr>
-        <w:t>.</w:t>
-      </w:r>
-    </w:p>
-    <w:p>
-      <w:pPr>
-        <w:spacing w:line="240" w:lineRule="auto"/>
-        <w:rPr>
-          <w:rFonts w:ascii="Times New Roman" w:hAnsi="Times New Roman"/>
-          <w:sz w:val="24"/>
-        </w:rPr>
-      </w:pPr>
-      <w:r>
-        <w:rPr>
-          <w:rFonts w:ascii="Times New Roman" w:hAnsi="Times New Roman"/>
-          <w:sz w:val="24"/>
-        </w:rPr>
-        <w:t>Слава Отцю, і Сину, і Святому Духові* і нині, і повсякчас, і на віки вічні. Амінь.</w:t>
-      </w:r>
-    </w:p>
-    <w:p>
-      <w:pPr>
-        <w:spacing w:line="240" w:lineRule="auto"/>
-        <w:rPr>
-          <w:rFonts w:ascii="Times New Roman" w:hAnsi="Times New Roman"/>
-          <w:sz w:val="24"/>
-        </w:rPr>
-      </w:pPr>
-      <w:r>
-        <w:rPr>
-          <w:rFonts w:ascii="Times New Roman" w:hAnsi="Times New Roman"/>
-          <w:sz w:val="24"/>
-        </w:rPr>
-        <w:t>Отче наш, що єси на небесах,* нехай святиться ім’я твоє,* нехай прийде царство твоє,* нехай буде воля твоя, як на небі, так і на землі.* Хліб наш насущний дай нам сьогодні,* і прости нам провини наші,* як і ми прощаємо винуватцям нашим,* і не введи нас у спокусу,* але визволи нас від лукавого.</w:t>
-      </w:r>
-    </w:p>
-    <w:p>
-      <w:pPr>
-        <w:spacing w:line="240" w:lineRule="auto"/>
-        <w:rPr>
-          <w:rFonts w:ascii="Times New Roman" w:hAnsi="Times New Roman"/>
-          <w:sz w:val="24"/>
-        </w:rPr>
-      </w:pPr>
-      <w:r>
-        <w:rPr>
-          <w:rFonts w:ascii="Times New Roman" w:hAnsi="Times New Roman"/>
-          <w:i/>
-          <w:color w:val="FF0000"/>
-          <w:sz w:val="24"/>
-        </w:rPr>
-        <w:t>Священик</w:t>
-      </w:r>
-      <w:r>
-        <w:rPr>
-          <w:rFonts w:ascii="Times New Roman" w:hAnsi="Times New Roman"/>
-          <w:color w:val="FF0000"/>
-          <w:sz w:val="24"/>
-        </w:rPr>
-        <w:t xml:space="preserve">: </w:t>
-      </w:r>
-      <w:r>
-        <w:rPr>
-          <w:rFonts w:ascii="Times New Roman" w:hAnsi="Times New Roman"/>
-          <w:sz w:val="24"/>
-        </w:rPr>
-        <w:t>Бо твоє є царство, і сила, і слава, Отця, і Сина, і Святого Духа, нині і повсякчас, і на віки вічні.</w:t>
-      </w:r>
-    </w:p>
-    <w:p>
-      <w:pPr>
-        <w:spacing w:line="240" w:lineRule="auto"/>
-        <w:rPr>
-          <w:rFonts w:ascii="Times New Roman" w:hAnsi="Times New Roman"/>
-          <w:sz w:val="24"/>
-        </w:rPr>
-      </w:pPr>
-      <w:r>
-        <w:rPr>
-          <w:rFonts w:ascii="Times New Roman" w:hAnsi="Times New Roman"/>
-          <w:i/>
-          <w:color w:val="FF0000"/>
-          <w:sz w:val="24"/>
-        </w:rPr>
-        <w:t xml:space="preserve">Вірні: </w:t>
-      </w:r>
-      <w:r>
-        <w:rPr>
-          <w:rFonts w:ascii="Times New Roman" w:hAnsi="Times New Roman"/>
-          <w:sz w:val="24"/>
-        </w:rPr>
-        <w:t xml:space="preserve">Амінь. Господи, помилуй </w:t>
+      <w:r>
+        <w:rPr>
+          <w:rFonts w:ascii="Times New Roman" w:hAnsi="Times New Roman"/>
+          <w:sz w:val="24"/>
+        </w:rPr>
+        <w:t xml:space="preserve"> </w:t>
       </w:r>
       <w:r>
         <w:rPr>
@@ -295,13 +307,6 @@
         </w:rPr>
         <w:t>(12 р.)</w:t>
       </w:r>
-      <w:r>
-        <w:rPr>
-          <w:rFonts w:ascii="Times New Roman" w:hAnsi="Times New Roman"/>
-          <w:sz w:val="24"/>
-        </w:rPr>
-        <w:t>.</w:t>
-      </w:r>
     </w:p>
     <w:p>
       <w:pPr>
@@ -335,50 +340,41 @@
     </w:p>
     <w:p>
       <w:pPr>
-        <w:spacing w:line="240" w:lineRule="auto"/>
-        <w:rPr>
-          <w:rFonts w:ascii="Times New Roman" w:hAnsi="Times New Roman"/>
-          <w:sz w:val="24"/>
-        </w:rPr>
-      </w:pPr>
-      <w:r>
-        <w:rPr>
-          <w:rFonts w:ascii="Times New Roman" w:hAnsi="Times New Roman"/>
-          <w:sz w:val="24"/>
-        </w:rPr>
-        <w:t>Прийдіте, поклонімся* Цареві нашому Богу.</w:t>
-      </w:r>
-    </w:p>
-    <w:p>
-      <w:pPr>
-        <w:spacing w:line="240" w:lineRule="auto"/>
-        <w:rPr>
-          <w:rFonts w:ascii="Times New Roman" w:hAnsi="Times New Roman"/>
-          <w:sz w:val="24"/>
-        </w:rPr>
-      </w:pPr>
-      <w:r>
-        <w:rPr>
-          <w:rFonts w:ascii="Times New Roman" w:hAnsi="Times New Roman"/>
-          <w:sz w:val="24"/>
-        </w:rPr>
-        <w:t>Прийдіте, поклонімся* Христові, Цареві нашому Богу.</w:t>
-      </w:r>
-    </w:p>
-    <w:p>
-      <w:pPr>
-        <w:spacing w:line="240" w:lineRule="auto"/>
-        <w:rPr>
-          <w:rFonts w:ascii="Times New Roman" w:hAnsi="Times New Roman"/>
-          <w:sz w:val="24"/>
-        </w:rPr>
-      </w:pPr>
-      <w:r>
-        <w:rPr>
-          <w:rFonts w:ascii="Times New Roman" w:hAnsi="Times New Roman"/>
-          <w:sz w:val="24"/>
-        </w:rPr>
-        <w:t>Прийдіте, поклонімся і припадім* до самого Господа Ісуса Христа, Царя і Бога нашого.</w:t>
+        <w:spacing w:after="120"/>
+        <w:jc w:val="both"/>
+      </w:pPr>
+      <w:r>
+        <w:rPr>
+          <w:rFonts w:ascii="Times New Roman" w:hAnsi="Times New Roman"/>
+          <w:sz w:val="24"/>
+        </w:rPr>
+        <w:t>Прийді́те, поклоні́мся* царе́ві на́шому – Бо́гу.</w:t>
+      </w:r>
+    </w:p>
+    <w:p>
+      <w:pPr>
+        <w:spacing w:after="120"/>
+        <w:jc w:val="both"/>
+      </w:pPr>
+      <w:r>
+        <w:rPr>
+          <w:rFonts w:ascii="Times New Roman" w:hAnsi="Times New Roman"/>
+          <w:sz w:val="24"/>
+        </w:rPr>
+        <w:t>Прийді́те, поклоні́мся* Христо́ві, царе́ві на́шому – Бо́гу.</w:t>
+      </w:r>
+    </w:p>
+    <w:p>
+      <w:pPr>
+        <w:spacing w:after="120"/>
+        <w:jc w:val="both"/>
+      </w:pPr>
+      <w:r>
+        <w:rPr>
+          <w:rFonts w:ascii="Times New Roman" w:hAnsi="Times New Roman"/>
+          <w:sz w:val="24"/>
+        </w:rPr>
+        <w:t>Прийді́те, поклоні́мся і припаді́м* до само́го Го́спода Ісу́са Христа́ – царя́ і Бо́га на́шого.</w:t>
       </w:r>
     </w:p>
     <w:p>
@@ -1136,18 +1132,15 @@
     </w:p>
     <w:p>
       <w:pPr>
-        <w:spacing w:line="240" w:lineRule="auto"/>
-        <w:rPr>
-          <w:rFonts w:ascii="Times New Roman" w:hAnsi="Times New Roman"/>
-          <w:sz w:val="24"/>
-        </w:rPr>
-      </w:pPr>
-      <w:r>
-        <w:rPr>
-          <w:rFonts w:ascii="Times New Roman" w:hAnsi="Times New Roman"/>
-          <w:sz w:val="24"/>
-        </w:rPr>
-        <w:t xml:space="preserve">Господи, помилуй </w:t>
+        <w:spacing w:after="120"/>
+        <w:jc w:val="both"/>
+      </w:pPr>
+      <w:r>
+        <w:rPr>
+          <w:rFonts w:ascii="Times New Roman" w:hAnsi="Times New Roman"/>
+          <w:sz w:val="24"/>
+        </w:rPr>
+        <w:t xml:space="preserve">Господи, помилуй. </w:t>
       </w:r>
       <w:r>
         <w:rPr>
@@ -1158,13 +1151,6 @@
         </w:rPr>
         <w:t>(3 р.)</w:t>
       </w:r>
-      <w:r>
-        <w:rPr>
-          <w:rFonts w:ascii="Times New Roman" w:hAnsi="Times New Roman"/>
-          <w:sz w:val="24"/>
-        </w:rPr>
-        <w:t>.</w:t>
-      </w:r>
     </w:p>
     <w:p>
       <w:pPr>
@@ -1398,18 +1384,15 @@
     </w:p>
     <w:p>
       <w:pPr>
-        <w:spacing w:line="240" w:lineRule="auto"/>
-        <w:rPr>
-          <w:rFonts w:ascii="Times New Roman" w:hAnsi="Times New Roman"/>
-          <w:sz w:val="24"/>
-        </w:rPr>
-      </w:pPr>
-      <w:r>
-        <w:rPr>
-          <w:rFonts w:ascii="Times New Roman" w:hAnsi="Times New Roman"/>
-          <w:sz w:val="24"/>
-        </w:rPr>
-        <w:t xml:space="preserve">Святий Боже, святий Кріпкий, святий Безсмертний, помилуй нас </w:t>
+        <w:spacing w:after="120"/>
+        <w:jc w:val="both"/>
+      </w:pPr>
+      <w:r>
+        <w:rPr>
+          <w:rFonts w:ascii="Times New Roman" w:hAnsi="Times New Roman"/>
+          <w:sz w:val="24"/>
+        </w:rPr>
+        <w:t xml:space="preserve">Святий Боже, святий Кріпкий, святий Безсмертний, помилуй нас. </w:t>
       </w:r>
       <w:r>
         <w:rPr>
@@ -1420,13 +1403,6 @@
         </w:rPr>
         <w:t>(3 р.)</w:t>
       </w:r>
-      <w:r>
-        <w:rPr>
-          <w:rFonts w:ascii="Times New Roman" w:hAnsi="Times New Roman"/>
-          <w:sz w:val="24"/>
-        </w:rPr>
-        <w:t>.</w:t>
-      </w:r>
     </w:p>
     <w:p>
       <w:pPr>
@@ -1462,18 +1438,15 @@
     </w:p>
     <w:p>
       <w:pPr>
-        <w:spacing w:line="240" w:lineRule="auto"/>
-        <w:rPr>
-          <w:rFonts w:ascii="Times New Roman" w:hAnsi="Times New Roman"/>
-          <w:sz w:val="24"/>
-        </w:rPr>
-      </w:pPr>
-      <w:r>
-        <w:rPr>
-          <w:rFonts w:ascii="Times New Roman" w:hAnsi="Times New Roman"/>
-          <w:sz w:val="24"/>
-        </w:rPr>
-        <w:t xml:space="preserve">Господи, помилуй </w:t>
+        <w:spacing w:after="120"/>
+        <w:jc w:val="both"/>
+      </w:pPr>
+      <w:r>
+        <w:rPr>
+          <w:rFonts w:ascii="Times New Roman" w:hAnsi="Times New Roman"/>
+          <w:sz w:val="24"/>
+        </w:rPr>
+        <w:t xml:space="preserve">Господи, помилуй. </w:t>
       </w:r>
       <w:r>
         <w:rPr>
@@ -1483,13 +1456,6 @@
           <w:sz w:val="24"/>
         </w:rPr>
         <w:t>(3 р.)</w:t>
-      </w:r>
-      <w:r>
-        <w:rPr>
-          <w:rFonts w:ascii="Times New Roman" w:hAnsi="Times New Roman"/>
-          <w:sz w:val="24"/>
-        </w:rPr>
-        <w:t>.</w:t>
       </w:r>
     </w:p>
     <w:p>
@@ -1733,18 +1699,15 @@
     </w:p>
     <w:p>
       <w:pPr>
-        <w:spacing w:line="240" w:lineRule="auto"/>
-        <w:rPr>
-          <w:rFonts w:ascii="Times New Roman" w:hAnsi="Times New Roman"/>
-          <w:sz w:val="24"/>
-        </w:rPr>
-      </w:pPr>
-      <w:r>
-        <w:rPr>
-          <w:rFonts w:ascii="Times New Roman" w:hAnsi="Times New Roman"/>
-          <w:sz w:val="24"/>
-        </w:rPr>
-        <w:t xml:space="preserve">Господи, помилуй </w:t>
+        <w:spacing w:after="120"/>
+        <w:jc w:val="both"/>
+      </w:pPr>
+      <w:r>
+        <w:rPr>
+          <w:rFonts w:ascii="Times New Roman" w:hAnsi="Times New Roman"/>
+          <w:sz w:val="24"/>
+        </w:rPr>
+        <w:t xml:space="preserve">Господи, помилуй. </w:t>
       </w:r>
       <w:r>
         <w:rPr>
@@ -1755,13 +1718,6 @@
         </w:rPr>
         <w:t>(3 р.)</w:t>
       </w:r>
-      <w:r>
-        <w:rPr>
-          <w:rFonts w:ascii="Times New Roman" w:hAnsi="Times New Roman"/>
-          <w:sz w:val="24"/>
-        </w:rPr>
-        <w:t>.</w:t>
-      </w:r>
     </w:p>
     <w:p>
       <w:pPr>
@@ -1982,27 +1938,32 @@
     </w:p>
     <w:p>
       <w:pPr>
-        <w:spacing w:line="240" w:lineRule="auto"/>
-        <w:rPr>
-          <w:rFonts w:ascii="Times New Roman" w:hAnsi="Times New Roman"/>
-          <w:sz w:val="24"/>
-        </w:rPr>
-      </w:pPr>
-      <w:r>
-        <w:rPr>
-          <w:rFonts w:ascii="Times New Roman" w:hAnsi="Times New Roman"/>
-          <w:i/>
-          <w:color w:val="FF0000"/>
-          <w:sz w:val="24"/>
-        </w:rPr>
-        <w:t xml:space="preserve">Священик: </w:t>
-      </w:r>
-      <w:r>
-        <w:rPr>
-          <w:rFonts w:ascii="Times New Roman" w:hAnsi="Times New Roman"/>
-          <w:sz w:val="24"/>
-        </w:rPr>
-        <w:t>Слава тобі, Христе Боже, надіє наша, слава тобі!</w:t>
+        <w:spacing w:after="120"/>
+        <w:jc w:val="both"/>
+      </w:pPr>
+      <w:r>
+        <w:rPr>
+          <w:rFonts w:ascii="Times New Roman" w:hAnsi="Times New Roman"/>
+          <w:i/>
+          <w:color w:val="FF0000"/>
+          <w:sz w:val="24"/>
+        </w:rPr>
+        <w:t>Священик:</w:t>
+      </w:r>
+      <w:r>
+        <w:rPr>
+          <w:rFonts w:ascii="Times New Roman" w:hAnsi="Times New Roman"/>
+          <w:color w:val="FF0000"/>
+          <w:sz w:val="24"/>
+        </w:rPr>
+        <w:t xml:space="preserve"> </w:t>
+      </w:r>
+      <w:r>
+        <w:rPr>
+          <w:rFonts w:ascii="Times New Roman" w:hAnsi="Times New Roman"/>
+          <w:sz w:val="24"/>
+        </w:rPr>
+        <w:t>Слава тобі, Христе Боже, уповання наше, слава тобі!</w:t>
       </w:r>
     </w:p>
     <w:p>
@@ -2173,6 +2134,192 @@
     </w:p>
     <w:p>
       <w:pPr>
+        <w:spacing w:after="120"/>
+      </w:pPr>
+      <w:r>
+        <w:rPr>
+          <w:rFonts w:ascii="Times New Roman" w:hAnsi="Times New Roman"/>
+          <w:i/>
+          <w:color w:val="FF0000"/>
+          <w:sz w:val="24"/>
+        </w:rPr>
+        <w:t>Вірні:</w:t>
+      </w:r>
+      <w:r>
+        <w:rPr>
+          <w:rFonts w:ascii="Times New Roman" w:hAnsi="Times New Roman"/>
+          <w:color w:val="FF0000"/>
+          <w:sz w:val="24"/>
+        </w:rPr>
+        <w:t xml:space="preserve"> </w:t>
+      </w:r>
+      <w:r>
+        <w:rPr>
+          <w:rFonts w:ascii="Times New Roman" w:hAnsi="Times New Roman"/>
+          <w:sz w:val="24"/>
+        </w:rPr>
+        <w:t>Амі́нь.</w:t>
+      </w:r>
+    </w:p>
+    <w:p>
+      <w:pPr>
+        <w:spacing w:after="120"/>
+      </w:pPr>
+      <w:r>
+        <w:rPr>
+          <w:rFonts w:ascii="Times New Roman" w:hAnsi="Times New Roman"/>
+          <w:sz w:val="24"/>
+        </w:rPr>
+        <w:t>Сла́ва Тобі́, Бо́же наш, сла́ва Тобі́.</w:t>
+      </w:r>
+    </w:p>
+    <w:p>
+      <w:pPr>
+        <w:spacing w:after="120"/>
+      </w:pPr>
+      <w:r>
+        <w:rPr>
+          <w:rFonts w:ascii="Times New Roman" w:hAnsi="Times New Roman"/>
+          <w:sz w:val="24"/>
+        </w:rPr>
+        <w:t>Ца́рю небе́сний, утіши́телю, Ду́ше íстини,* що всю́ди єси́ і все наповня́єш,* скарбни́це благ і життя́ пода́телю,* прийди́, і всели́ся в нас,* і очи́сти нас від уся́кої скве́рни,* і спаси́, благи́й, ду́ші на́ші.</w:t>
+      </w:r>
+    </w:p>
+    <w:p>
+      <w:pPr>
+        <w:spacing w:after="120"/>
+        <w:jc w:val="both"/>
+      </w:pPr>
+      <w:r>
+        <w:rPr>
+          <w:rFonts w:ascii="Times New Roman" w:hAnsi="Times New Roman"/>
+          <w:sz w:val="24"/>
+        </w:rPr>
+        <w:t xml:space="preserve">Святий Боже, святий Кріпкий, святий Безсмертний, помилуй нас. </w:t>
+      </w:r>
+      <w:r>
+        <w:rPr>
+          <w:rFonts w:ascii="Times New Roman" w:hAnsi="Times New Roman"/>
+          <w:i/>
+          <w:color w:val="FF0000"/>
+          <w:sz w:val="24"/>
+        </w:rPr>
+        <w:t>(3 р.)</w:t>
+      </w:r>
+    </w:p>
+    <w:p>
+      <w:pPr>
+        <w:spacing w:line="240" w:lineRule="auto"/>
+        <w:rPr>
+          <w:rFonts w:ascii="Times New Roman" w:hAnsi="Times New Roman"/>
+          <w:sz w:val="24"/>
+        </w:rPr>
+      </w:pPr>
+      <w:r>
+        <w:rPr>
+          <w:rFonts w:ascii="Times New Roman" w:hAnsi="Times New Roman"/>
+          <w:sz w:val="24"/>
+        </w:rPr>
+        <w:t>Слава Отцю, і Сину, і Святому Духові,* і нині і повсякчас, і на віки вічні. Амінь.</w:t>
+      </w:r>
+    </w:p>
+    <w:p>
+      <w:pPr>
+        <w:spacing w:line="240" w:lineRule="auto"/>
+        <w:rPr>
+          <w:rFonts w:ascii="Times New Roman" w:hAnsi="Times New Roman"/>
+          <w:sz w:val="24"/>
+        </w:rPr>
+      </w:pPr>
+      <w:r>
+        <w:rPr>
+          <w:rFonts w:ascii="Times New Roman" w:hAnsi="Times New Roman"/>
+          <w:sz w:val="24"/>
+        </w:rPr>
+        <w:t>Пресвята Тройце, помилуй нас;* Господи, очисти гріхи наші;* Владико, прости беззаконня наші;* Святий, завітай і зціли немочі наші імени твого ради.</w:t>
+      </w:r>
+    </w:p>
+    <w:p>
+      <w:pPr>
+        <w:spacing w:after="120"/>
+        <w:jc w:val="both"/>
+      </w:pPr>
+      <w:r>
+        <w:rPr>
+          <w:rFonts w:ascii="Times New Roman" w:hAnsi="Times New Roman"/>
+          <w:sz w:val="24"/>
+        </w:rPr>
+        <w:t xml:space="preserve">Господи, помилуй. </w:t>
+      </w:r>
+      <w:r>
+        <w:rPr>
+          <w:rFonts w:ascii="Times New Roman" w:hAnsi="Times New Roman"/>
+          <w:i/>
+          <w:color w:val="FF0000"/>
+          <w:sz w:val="24"/>
+        </w:rPr>
+        <w:t>(3 р.)</w:t>
+      </w:r>
+    </w:p>
+    <w:p>
+      <w:pPr>
+        <w:spacing w:line="240" w:lineRule="auto"/>
+        <w:rPr>
+          <w:rFonts w:ascii="Times New Roman" w:hAnsi="Times New Roman"/>
+          <w:sz w:val="24"/>
+        </w:rPr>
+      </w:pPr>
+      <w:r>
+        <w:rPr>
+          <w:rFonts w:ascii="Times New Roman" w:hAnsi="Times New Roman"/>
+          <w:sz w:val="24"/>
+        </w:rPr>
+        <w:t>Слава Отцю, і Сину, і Святому Духові,* і нині і повсякчас, і на віки вічні. Амінь.</w:t>
+      </w:r>
+    </w:p>
+    <w:p>
+      <w:pPr>
+        <w:spacing w:line="240" w:lineRule="auto"/>
+        <w:rPr>
+          <w:rFonts w:ascii="Times New Roman" w:hAnsi="Times New Roman"/>
+          <w:sz w:val="24"/>
+        </w:rPr>
+      </w:pPr>
+      <w:r>
+        <w:rPr>
+          <w:rFonts w:ascii="Times New Roman" w:hAnsi="Times New Roman"/>
+          <w:sz w:val="24"/>
+        </w:rPr>
+        <w:t>Отче наш, що єси на небесах,* нехай святиться ім’я твоє,* нехай прийде царство твоє,* нехай буде воля твоя, як на небі, так і на землі.* Хліб наш насущний дай нам сьогодні,* і прости нам провини наші,* як і ми прощаємо винуватцям нашим,* і не введи нас у спокусу,* але визволи нас від лукавого.</w:t>
+      </w:r>
+    </w:p>
+    <w:p>
+      <w:pPr>
+        <w:spacing w:line="240" w:lineRule="auto"/>
+        <w:rPr>
+          <w:rFonts w:ascii="Times New Roman" w:hAnsi="Times New Roman"/>
+          <w:sz w:val="24"/>
+        </w:rPr>
+      </w:pPr>
+      <w:r>
+        <w:rPr>
+          <w:rFonts w:ascii="Times New Roman" w:hAnsi="Times New Roman"/>
+          <w:i/>
+          <w:color w:val="FF0000"/>
+          <w:sz w:val="24"/>
+        </w:rPr>
+        <w:t xml:space="preserve">Священик: </w:t>
+      </w:r>
+      <w:r>
+        <w:rPr>
+          <w:rFonts w:ascii="Times New Roman" w:hAnsi="Times New Roman"/>
+          <w:sz w:val="24"/>
+        </w:rPr>
+        <w:t>Бо твоє є царство, і сила, і слава, Отця, і Сина, і Святого Духа, нині і повсякчас, і на віки вічні.</w:t>
+      </w:r>
+    </w:p>
+    <w:p>
+      <w:pPr>
         <w:spacing w:line="240" w:lineRule="auto"/>
         <w:rPr>
           <w:rFonts w:ascii="Times New Roman" w:hAnsi="Times New Roman"/>
@@ -2193,48 +2340,32 @@
           <w:rFonts w:ascii="Times New Roman" w:hAnsi="Times New Roman"/>
           <w:sz w:val="24"/>
         </w:rPr>
-        <w:t>Амінь. Слава тобі, Боже наш, слава тобі.</w:t>
-      </w:r>
-    </w:p>
-    <w:p>
-      <w:pPr>
-        <w:spacing w:line="240" w:lineRule="auto"/>
-        <w:rPr>
-          <w:rFonts w:ascii="Times New Roman" w:hAnsi="Times New Roman"/>
-          <w:sz w:val="24"/>
-        </w:rPr>
-      </w:pPr>
-      <w:r>
-        <w:rPr>
-          <w:rFonts w:ascii="Times New Roman" w:hAnsi="Times New Roman"/>
-          <w:sz w:val="24"/>
-        </w:rPr>
-        <w:t>Царю небесний, утішителю, Душе істини,* що всюди єси і все наповняєш,* скарбе дібр і життя подателю,* прийди і вселися в нас,* і очисти нас від усякої скверни,* і спаси, Благий, душі наші.</w:t>
-      </w:r>
-    </w:p>
-    <w:p>
-      <w:pPr>
-        <w:spacing w:line="240" w:lineRule="auto"/>
-        <w:rPr>
-          <w:rFonts w:ascii="Times New Roman" w:hAnsi="Times New Roman"/>
-          <w:sz w:val="24"/>
-        </w:rPr>
-      </w:pPr>
-      <w:r>
-        <w:rPr>
-          <w:rFonts w:ascii="Times New Roman" w:hAnsi="Times New Roman"/>
-          <w:sz w:val="24"/>
-        </w:rPr>
-        <w:t xml:space="preserve">Святий Боже, святий Кріпкий, святий Безсмертний, помилуй нас </w:t>
-      </w:r>
-      <w:r>
-        <w:rPr>
-          <w:rFonts w:ascii="Times New Roman" w:hAnsi="Times New Roman"/>
-          <w:i/>
-          <w:color w:val="FF0000"/>
-          <w:sz w:val="24"/>
-        </w:rPr>
-        <w:t>(3 р.)</w:t>
+        <w:t xml:space="preserve">Амінь. </w:t>
+      </w:r>
+    </w:p>
+    <w:p>
+      <w:pPr>
+        <w:spacing w:line="240" w:lineRule="auto"/>
+        <w:rPr>
+          <w:rFonts w:ascii="Times New Roman" w:hAnsi="Times New Roman"/>
+          <w:sz w:val="24"/>
+        </w:rPr>
+      </w:pPr>
+      <w:r>
+        <w:rPr>
+          <w:rFonts w:ascii="Times New Roman" w:hAnsi="Times New Roman"/>
+          <w:sz w:val="24"/>
+        </w:rPr>
+        <w:t xml:space="preserve">Господи, помилуй </w:t>
+      </w:r>
+      <w:r>
+        <w:rPr>
+          <w:rFonts w:ascii="Times New Roman" w:hAnsi="Times New Roman"/>
+          <w:i/>
+          <w:color w:val="FF0000"/>
+          <w:sz w:val="24"/>
+        </w:rPr>
+        <w:t>(12 р.)</w:t>
       </w:r>
       <w:r>
         <w:rPr>
@@ -2262,228 +2393,41 @@
     </w:p>
     <w:p>
       <w:pPr>
-        <w:spacing w:line="240" w:lineRule="auto"/>
-        <w:rPr>
-          <w:rFonts w:ascii="Times New Roman" w:hAnsi="Times New Roman"/>
-          <w:sz w:val="24"/>
-        </w:rPr>
-      </w:pPr>
-      <w:r>
-        <w:rPr>
-          <w:rFonts w:ascii="Times New Roman" w:hAnsi="Times New Roman"/>
-          <w:sz w:val="24"/>
-        </w:rPr>
-        <w:t>Пресвята Тройце, помилуй нас;* Господи, очисти гріхи наші;* Владико, прости беззаконня наші;* Святий, завітай і зціли немочі наші імени твого ради.</w:t>
-      </w:r>
-    </w:p>
-    <w:p>
-      <w:pPr>
-        <w:spacing w:line="240" w:lineRule="auto"/>
-        <w:rPr>
-          <w:rFonts w:ascii="Times New Roman" w:hAnsi="Times New Roman"/>
-          <w:sz w:val="24"/>
-        </w:rPr>
-      </w:pPr>
-      <w:r>
-        <w:rPr>
-          <w:rFonts w:ascii="Times New Roman" w:hAnsi="Times New Roman"/>
-          <w:sz w:val="24"/>
-        </w:rPr>
-        <w:t xml:space="preserve">Господи, помилуй </w:t>
-      </w:r>
-      <w:r>
-        <w:rPr>
-          <w:rFonts w:ascii="Times New Roman" w:hAnsi="Times New Roman"/>
-          <w:i/>
-          <w:color w:val="FF0000"/>
-          <w:sz w:val="24"/>
-        </w:rPr>
-        <w:t>(3 р.)</w:t>
-      </w:r>
-      <w:r>
-        <w:rPr>
-          <w:rFonts w:ascii="Times New Roman" w:hAnsi="Times New Roman"/>
-          <w:sz w:val="24"/>
-        </w:rPr>
-        <w:t>.</w:t>
-      </w:r>
-    </w:p>
-    <w:p>
-      <w:pPr>
-        <w:spacing w:line="240" w:lineRule="auto"/>
-        <w:rPr>
-          <w:rFonts w:ascii="Times New Roman" w:hAnsi="Times New Roman"/>
-          <w:sz w:val="24"/>
-        </w:rPr>
-      </w:pPr>
-      <w:r>
-        <w:rPr>
-          <w:rFonts w:ascii="Times New Roman" w:hAnsi="Times New Roman"/>
-          <w:sz w:val="24"/>
-        </w:rPr>
-        <w:t>Слава Отцю, і Сину, і Святому Духові,* і нині і повсякчас, і на віки вічні. Амінь.</w:t>
-      </w:r>
-    </w:p>
-    <w:p>
-      <w:pPr>
-        <w:spacing w:line="240" w:lineRule="auto"/>
-        <w:rPr>
-          <w:rFonts w:ascii="Times New Roman" w:hAnsi="Times New Roman"/>
-          <w:sz w:val="24"/>
-        </w:rPr>
-      </w:pPr>
-      <w:r>
-        <w:rPr>
-          <w:rFonts w:ascii="Times New Roman" w:hAnsi="Times New Roman"/>
-          <w:sz w:val="24"/>
-        </w:rPr>
-        <w:t>Отче наш, що єси на небесах,* нехай святиться ім’я твоє,* нехай прийде царство твоє,* нехай буде воля твоя, як на небі, так і на землі.* Хліб наш насущний дай нам сьогодні,* і прости нам провини наші,* як і ми прощаємо винуватцям нашим,* і не введи нас у спокусу,* але визволи нас від лукавого.</w:t>
-      </w:r>
-    </w:p>
-    <w:p>
-      <w:pPr>
-        <w:spacing w:line="240" w:lineRule="auto"/>
-        <w:rPr>
-          <w:rFonts w:ascii="Times New Roman" w:hAnsi="Times New Roman"/>
-          <w:sz w:val="24"/>
-        </w:rPr>
-      </w:pPr>
-      <w:r>
-        <w:rPr>
-          <w:rFonts w:ascii="Times New Roman" w:hAnsi="Times New Roman"/>
-          <w:i/>
-          <w:color w:val="FF0000"/>
-          <w:sz w:val="24"/>
-        </w:rPr>
-        <w:t xml:space="preserve">Священик: </w:t>
-      </w:r>
-      <w:r>
-        <w:rPr>
-          <w:rFonts w:ascii="Times New Roman" w:hAnsi="Times New Roman"/>
-          <w:sz w:val="24"/>
-        </w:rPr>
-        <w:t>Бо твоє є царство, і сила, і слава, Отця, і Сина, і Святого Духа, нині і повсякчас, і на віки вічні.</w:t>
-      </w:r>
-    </w:p>
-    <w:p>
-      <w:pPr>
-        <w:spacing w:line="240" w:lineRule="auto"/>
-        <w:rPr>
-          <w:rFonts w:ascii="Times New Roman" w:hAnsi="Times New Roman"/>
-          <w:sz w:val="24"/>
-        </w:rPr>
-      </w:pPr>
-      <w:r>
-        <w:rPr>
-          <w:rFonts w:ascii="Times New Roman" w:hAnsi="Times New Roman"/>
-          <w:i/>
-          <w:color w:val="FF0000"/>
-          <w:sz w:val="24"/>
-        </w:rPr>
-        <w:t xml:space="preserve">Вірні: </w:t>
-      </w:r>
-      <w:r>
-        <w:rPr>
-          <w:rFonts w:ascii="Times New Roman" w:hAnsi="Times New Roman"/>
-          <w:sz w:val="24"/>
-        </w:rPr>
-        <w:t xml:space="preserve">Амінь. </w:t>
-      </w:r>
-    </w:p>
-    <w:p>
-      <w:pPr>
-        <w:spacing w:line="240" w:lineRule="auto"/>
-        <w:rPr>
-          <w:rFonts w:ascii="Times New Roman" w:hAnsi="Times New Roman"/>
-          <w:sz w:val="24"/>
-        </w:rPr>
-      </w:pPr>
-      <w:r>
-        <w:rPr>
-          <w:rFonts w:ascii="Times New Roman" w:hAnsi="Times New Roman"/>
-          <w:sz w:val="24"/>
-        </w:rPr>
-        <w:t xml:space="preserve">Господи, помилуй </w:t>
-      </w:r>
-      <w:r>
-        <w:rPr>
-          <w:rFonts w:ascii="Times New Roman" w:hAnsi="Times New Roman"/>
-          <w:i/>
-          <w:color w:val="FF0000"/>
-          <w:sz w:val="24"/>
-        </w:rPr>
-        <w:t>(12 р.)</w:t>
-      </w:r>
-      <w:r>
-        <w:rPr>
-          <w:rFonts w:ascii="Times New Roman" w:hAnsi="Times New Roman"/>
-          <w:sz w:val="24"/>
-        </w:rPr>
-        <w:t>.</w:t>
-      </w:r>
-    </w:p>
-    <w:p>
-      <w:pPr>
-        <w:spacing w:line="240" w:lineRule="auto"/>
-        <w:rPr>
-          <w:rFonts w:ascii="Times New Roman" w:hAnsi="Times New Roman"/>
-          <w:sz w:val="24"/>
-        </w:rPr>
-      </w:pPr>
-      <w:r>
-        <w:rPr>
-          <w:rFonts w:ascii="Times New Roman" w:hAnsi="Times New Roman"/>
-          <w:sz w:val="24"/>
-        </w:rPr>
-        <w:t>Слава Отцю, і Сину, і Святому Духові,* і нині і повсякчас, і на віки вічні. Амінь.</w:t>
-      </w:r>
-    </w:p>
-    <w:p>
-      <w:pPr>
-        <w:spacing w:line="240" w:lineRule="auto"/>
-        <w:rPr>
-          <w:rFonts w:ascii="Times New Roman" w:hAnsi="Times New Roman"/>
-          <w:sz w:val="24"/>
-        </w:rPr>
-      </w:pPr>
-      <w:r>
-        <w:rPr>
-          <w:rFonts w:ascii="Times New Roman" w:hAnsi="Times New Roman"/>
-          <w:sz w:val="24"/>
-        </w:rPr>
-        <w:t>Прийдіте, поклонімся* Цареві нашому Богу.</w:t>
-      </w:r>
-    </w:p>
-    <w:p>
-      <w:pPr>
-        <w:spacing w:line="240" w:lineRule="auto"/>
-        <w:rPr>
-          <w:rFonts w:ascii="Times New Roman" w:hAnsi="Times New Roman"/>
-          <w:sz w:val="24"/>
-        </w:rPr>
-      </w:pPr>
-      <w:r>
-        <w:rPr>
-          <w:rFonts w:ascii="Times New Roman" w:hAnsi="Times New Roman"/>
-          <w:sz w:val="24"/>
-        </w:rPr>
-        <w:t>Прийдіте, поклонімся* Христові, Цареві нашому Богу.</w:t>
-      </w:r>
-    </w:p>
-    <w:p>
-      <w:pPr>
-        <w:spacing w:line="240" w:lineRule="auto"/>
-        <w:rPr>
-          <w:rFonts w:ascii="Times New Roman" w:hAnsi="Times New Roman"/>
-          <w:sz w:val="24"/>
-        </w:rPr>
-      </w:pPr>
-      <w:r>
-        <w:rPr>
-          <w:rFonts w:ascii="Times New Roman" w:hAnsi="Times New Roman"/>
-          <w:sz w:val="24"/>
-        </w:rPr>
-        <w:t>Прийдіте, поклонімся і припадім* до самого Господа Ісуса Христа, Царя і Бога нашого.</w:t>
+        <w:spacing w:after="120"/>
+        <w:jc w:val="both"/>
+      </w:pPr>
+      <w:r>
+        <w:rPr>
+          <w:rFonts w:ascii="Times New Roman" w:hAnsi="Times New Roman"/>
+          <w:sz w:val="24"/>
+        </w:rPr>
+        <w:t>Прийді́те, поклоні́мся* царе́ві на́шому – Бо́гу.</w:t>
+      </w:r>
+    </w:p>
+    <w:p>
+      <w:pPr>
+        <w:spacing w:after="120"/>
+        <w:jc w:val="both"/>
+      </w:pPr>
+      <w:r>
+        <w:rPr>
+          <w:rFonts w:ascii="Times New Roman" w:hAnsi="Times New Roman"/>
+          <w:sz w:val="24"/>
+        </w:rPr>
+        <w:t>Прийді́те, поклоні́мся* Христо́ві, царе́ві на́шому – Бо́гу.</w:t>
+      </w:r>
+    </w:p>
+    <w:p>
+      <w:pPr>
+        <w:spacing w:after="120"/>
+        <w:jc w:val="both"/>
+      </w:pPr>
+      <w:r>
+        <w:rPr>
+          <w:rFonts w:ascii="Times New Roman" w:hAnsi="Times New Roman"/>
+          <w:sz w:val="24"/>
+        </w:rPr>
+        <w:t>Прийді́те, поклоні́мся і припаді́м* до само́го Го́спода Ісу́са Христа́ – царя́ і Бо́га на́шого.</w:t>
       </w:r>
     </w:p>
     <w:p>
@@ -3594,18 +3538,15 @@
     </w:p>
     <w:p>
       <w:pPr>
-        <w:spacing w:line="240" w:lineRule="auto"/>
-        <w:rPr>
-          <w:rFonts w:ascii="Times New Roman" w:hAnsi="Times New Roman"/>
-          <w:sz w:val="24"/>
-        </w:rPr>
-      </w:pPr>
-      <w:r>
-        <w:rPr>
-          <w:rFonts w:ascii="Times New Roman" w:hAnsi="Times New Roman"/>
-          <w:sz w:val="24"/>
-        </w:rPr>
-        <w:t xml:space="preserve">Господи, помилуй </w:t>
+        <w:spacing w:after="120"/>
+        <w:jc w:val="both"/>
+      </w:pPr>
+      <w:r>
+        <w:rPr>
+          <w:rFonts w:ascii="Times New Roman" w:hAnsi="Times New Roman"/>
+          <w:sz w:val="24"/>
+        </w:rPr>
+        <w:t xml:space="preserve">Господи, помилуй. </w:t>
       </w:r>
       <w:r>
         <w:rPr>
@@ -3615,13 +3556,6 @@
           <w:sz w:val="24"/>
         </w:rPr>
         <w:t>(3 р.)</w:t>
-      </w:r>
-      <w:r>
-        <w:rPr>
-          <w:rFonts w:ascii="Times New Roman" w:hAnsi="Times New Roman"/>
-          <w:sz w:val="24"/>
-        </w:rPr>
-        <w:t>.</w:t>
       </w:r>
     </w:p>
     <w:p>
@@ -3830,18 +3764,15 @@
     </w:p>
     <w:p>
       <w:pPr>
-        <w:spacing w:line="240" w:lineRule="auto"/>
-        <w:rPr>
-          <w:rFonts w:ascii="Times New Roman" w:hAnsi="Times New Roman"/>
-          <w:sz w:val="24"/>
-        </w:rPr>
-      </w:pPr>
-      <w:r>
-        <w:rPr>
-          <w:rFonts w:ascii="Times New Roman" w:hAnsi="Times New Roman"/>
-          <w:sz w:val="24"/>
-        </w:rPr>
-        <w:t xml:space="preserve">Святий Боже, святий Кріпкий, святий Безсмертний, помилуй нас </w:t>
+        <w:spacing w:after="120"/>
+        <w:jc w:val="both"/>
+      </w:pPr>
+      <w:r>
+        <w:rPr>
+          <w:rFonts w:ascii="Times New Roman" w:hAnsi="Times New Roman"/>
+          <w:sz w:val="24"/>
+        </w:rPr>
+        <w:t xml:space="preserve">Святий Боже, святий Кріпкий, святий Безсмертний, помилуй нас. </w:t>
       </w:r>
       <w:r>
         <w:rPr>
@@ -3852,6 +3783,243 @@
         </w:rPr>
         <w:t>(3 р.)</w:t>
       </w:r>
+    </w:p>
+    <w:p>
+      <w:pPr>
+        <w:spacing w:line="240" w:lineRule="auto"/>
+        <w:rPr>
+          <w:rFonts w:ascii="Times New Roman" w:hAnsi="Times New Roman"/>
+          <w:sz w:val="24"/>
+        </w:rPr>
+      </w:pPr>
+      <w:r>
+        <w:rPr>
+          <w:rFonts w:ascii="Times New Roman" w:hAnsi="Times New Roman"/>
+          <w:sz w:val="24"/>
+        </w:rPr>
+        <w:t>Слава Отцю, і Сину, і Святому Духові,* і нині і повсякчас, і на віки вічні. Амінь.</w:t>
+      </w:r>
+    </w:p>
+    <w:p>
+      <w:pPr>
+        <w:spacing w:line="240" w:lineRule="auto"/>
+        <w:rPr>
+          <w:rFonts w:ascii="Times New Roman" w:hAnsi="Times New Roman"/>
+          <w:sz w:val="24"/>
+        </w:rPr>
+      </w:pPr>
+      <w:r>
+        <w:rPr>
+          <w:rFonts w:ascii="Times New Roman" w:hAnsi="Times New Roman"/>
+          <w:sz w:val="24"/>
+        </w:rPr>
+        <w:t>Пресвята Тройце, помилуй нас;* Господи, очисти гріхи наші;* Владико, прости беззаконня наші;* Святий, завітай і зціли немочі наші імени твого ради.</w:t>
+      </w:r>
+    </w:p>
+    <w:p>
+      <w:pPr>
+        <w:spacing w:after="120"/>
+        <w:jc w:val="both"/>
+      </w:pPr>
+      <w:r>
+        <w:rPr>
+          <w:rFonts w:ascii="Times New Roman" w:hAnsi="Times New Roman"/>
+          <w:sz w:val="24"/>
+        </w:rPr>
+        <w:t xml:space="preserve">Господи, помилуй. </w:t>
+      </w:r>
+      <w:r>
+        <w:rPr>
+          <w:rFonts w:ascii="Times New Roman" w:hAnsi="Times New Roman"/>
+          <w:i/>
+          <w:color w:val="FF0000"/>
+          <w:sz w:val="24"/>
+        </w:rPr>
+        <w:t>(3 р.)</w:t>
+      </w:r>
+    </w:p>
+    <w:p>
+      <w:pPr>
+        <w:spacing w:line="240" w:lineRule="auto"/>
+        <w:rPr>
+          <w:rFonts w:ascii="Times New Roman" w:hAnsi="Times New Roman"/>
+          <w:sz w:val="24"/>
+        </w:rPr>
+      </w:pPr>
+      <w:r>
+        <w:rPr>
+          <w:rFonts w:ascii="Times New Roman" w:hAnsi="Times New Roman"/>
+          <w:sz w:val="24"/>
+        </w:rPr>
+        <w:t>Слава Отцю, і Сину, і Святому Духові,* і нині і повсякчас, і на віки вічні. Амінь.</w:t>
+      </w:r>
+    </w:p>
+    <w:p>
+      <w:pPr>
+        <w:spacing w:line="240" w:lineRule="auto"/>
+        <w:rPr>
+          <w:rFonts w:ascii="Times New Roman" w:hAnsi="Times New Roman"/>
+          <w:sz w:val="24"/>
+        </w:rPr>
+      </w:pPr>
+      <w:r>
+        <w:rPr>
+          <w:rFonts w:ascii="Times New Roman" w:hAnsi="Times New Roman"/>
+          <w:sz w:val="24"/>
+        </w:rPr>
+        <w:t>Отче наш, що єси на небесах,* нехай святиться ім’я твоє,* нехай прийде царство твоє,* нехай буде воля твоя, як на небі, так і на землі.* Хліб наш насущний дай нам сьогодні,* і прости нам провини наші,* як і ми прощаємо винуватцям нашим,* і не введи нас у спокусу,* але визволи нас від лукавого.</w:t>
+      </w:r>
+    </w:p>
+    <w:p>
+      <w:pPr>
+        <w:spacing w:line="240" w:lineRule="auto"/>
+        <w:rPr>
+          <w:rFonts w:ascii="Times New Roman" w:hAnsi="Times New Roman"/>
+          <w:sz w:val="24"/>
+        </w:rPr>
+      </w:pPr>
+      <w:r>
+        <w:rPr>
+          <w:rFonts w:ascii="Times New Roman" w:hAnsi="Times New Roman"/>
+          <w:i/>
+          <w:color w:val="FF0000"/>
+          <w:sz w:val="24"/>
+        </w:rPr>
+        <w:t xml:space="preserve">Священик: </w:t>
+      </w:r>
+      <w:r>
+        <w:rPr>
+          <w:rFonts w:ascii="Times New Roman" w:hAnsi="Times New Roman"/>
+          <w:sz w:val="24"/>
+        </w:rPr>
+        <w:t>Бо твоє є царство, і сила, і слава, Отця, і Сина, і Святого Духа, нині і повсякчас, і на віки вічні.</w:t>
+      </w:r>
+    </w:p>
+    <w:p>
+      <w:pPr>
+        <w:spacing w:line="240" w:lineRule="auto"/>
+        <w:rPr>
+          <w:rFonts w:ascii="Times New Roman" w:hAnsi="Times New Roman"/>
+          <w:sz w:val="24"/>
+        </w:rPr>
+      </w:pPr>
+      <w:r>
+        <w:rPr>
+          <w:rFonts w:ascii="Times New Roman" w:hAnsi="Times New Roman"/>
+          <w:i/>
+          <w:color w:val="FF0000"/>
+          <w:sz w:val="24"/>
+        </w:rPr>
+        <w:t xml:space="preserve">Вірні: </w:t>
+      </w:r>
+      <w:r>
+        <w:rPr>
+          <w:rFonts w:ascii="Times New Roman" w:hAnsi="Times New Roman"/>
+          <w:sz w:val="24"/>
+        </w:rPr>
+        <w:t>Амінь.</w:t>
+      </w:r>
+    </w:p>
+    <w:p>
+      <w:pPr>
+        <w:spacing w:line="240" w:lineRule="auto"/>
+        <w:rPr>
+          <w:rFonts w:ascii="Times New Roman" w:hAnsi="Times New Roman"/>
+          <w:sz w:val="24"/>
+        </w:rPr>
+      </w:pPr>
+      <w:r>
+        <w:rPr>
+          <w:rFonts w:ascii="Times New Roman" w:hAnsi="Times New Roman"/>
+          <w:i/>
+          <w:color w:val="FF0000"/>
+          <w:sz w:val="24"/>
+        </w:rPr>
+        <w:t xml:space="preserve">Кондак (г. </w:t>
+      </w:r>
+      <w:r>
+        <w:rPr>
+          <w:rFonts w:ascii="Times New Roman" w:hAnsi="Times New Roman"/>
+          <w:i/>
+          <w:color w:val="FF0000"/>
+          <w:sz w:val="24"/>
+          <w:lang w:val="en-US"/>
+        </w:rPr>
+        <w:t>2</w:t>
+      </w:r>
+      <w:r>
+        <w:rPr>
+          <w:rFonts w:ascii="Times New Roman" w:hAnsi="Times New Roman"/>
+          <w:i/>
+          <w:color w:val="FF0000"/>
+          <w:sz w:val="24"/>
+        </w:rPr>
+        <w:t xml:space="preserve">): </w:t>
+      </w:r>
+      <w:r>
+        <w:rPr>
+          <w:rFonts w:ascii="Times New Roman" w:hAnsi="Times New Roman"/>
+          <w:sz w:val="24"/>
+        </w:rPr>
+        <w:t xml:space="preserve">Пророче Божий і </w:t>
+      </w:r>
+      <w:proofErr w:type="spellStart"/>
+      <w:r>
+        <w:rPr>
+          <w:rFonts w:ascii="Times New Roman" w:hAnsi="Times New Roman"/>
+          <w:sz w:val="24"/>
+        </w:rPr>
+        <w:t>предтече</w:t>
+      </w:r>
+      <w:proofErr w:type="spellEnd"/>
+      <w:r>
+        <w:rPr>
+          <w:rFonts w:ascii="Times New Roman" w:hAnsi="Times New Roman"/>
+          <w:sz w:val="24"/>
+        </w:rPr>
+        <w:t xml:space="preserve"> </w:t>
+      </w:r>
+      <w:proofErr w:type="gramStart"/>
+      <w:r>
+        <w:rPr>
+          <w:rFonts w:ascii="Times New Roman" w:hAnsi="Times New Roman"/>
+          <w:sz w:val="24"/>
+        </w:rPr>
+        <w:t>благодаті,*</w:t>
+      </w:r>
+      <w:proofErr w:type="gramEnd"/>
+      <w:r>
+        <w:rPr>
+          <w:rFonts w:ascii="Times New Roman" w:hAnsi="Times New Roman"/>
+          <w:sz w:val="24"/>
+        </w:rPr>
+        <w:t xml:space="preserve"> як рожу священну із землі знайшовши, оздоровлення завжди приймаємо,* бо знову, як і перше, у світі проповідуєш покаяння.</w:t>
+      </w:r>
+    </w:p>
+    <w:p>
+      <w:pPr>
+        <w:spacing w:line="240" w:lineRule="auto"/>
+        <w:rPr>
+          <w:rFonts w:ascii="Times New Roman" w:hAnsi="Times New Roman"/>
+          <w:sz w:val="24"/>
+        </w:rPr>
+      </w:pPr>
+      <w:r>
+        <w:rPr>
+          <w:rFonts w:ascii="Times New Roman" w:hAnsi="Times New Roman"/>
+          <w:sz w:val="24"/>
+        </w:rPr>
+        <w:t xml:space="preserve">Господи, помилуй </w:t>
+      </w:r>
+      <w:r>
+        <w:rPr>
+          <w:rFonts w:ascii="Times New Roman" w:hAnsi="Times New Roman"/>
+          <w:i/>
+          <w:color w:val="FF0000"/>
+          <w:sz w:val="24"/>
+        </w:rPr>
+        <w:t>(40 р.)</w:t>
+      </w:r>
       <w:r>
         <w:rPr>
           <w:rFonts w:ascii="Times New Roman" w:hAnsi="Times New Roman"/>
@@ -3873,39 +4041,45 @@
           <w:rFonts w:ascii="Times New Roman" w:hAnsi="Times New Roman"/>
           <w:sz w:val="24"/>
         </w:rPr>
-        <w:t>Слава Отцю, і Сину, і Святому Духові,* і нині і повсякчас, і на віки вічні. Амінь.</w:t>
-      </w:r>
-    </w:p>
-    <w:p>
-      <w:pPr>
-        <w:spacing w:line="240" w:lineRule="auto"/>
-        <w:rPr>
-          <w:rFonts w:ascii="Times New Roman" w:hAnsi="Times New Roman"/>
-          <w:sz w:val="24"/>
-        </w:rPr>
-      </w:pPr>
-      <w:r>
-        <w:rPr>
-          <w:rFonts w:ascii="Times New Roman" w:hAnsi="Times New Roman"/>
-          <w:sz w:val="24"/>
-        </w:rPr>
-        <w:t>Пресвята Тройце, помилуй нас;* Господи, очисти гріхи наші;* Владико, прости беззаконня наші;* Святий, завітай і зціли немочі наші імени твого ради.</w:t>
-      </w:r>
-    </w:p>
-    <w:p>
-      <w:pPr>
-        <w:spacing w:line="240" w:lineRule="auto"/>
-        <w:rPr>
-          <w:rFonts w:ascii="Times New Roman" w:hAnsi="Times New Roman"/>
-          <w:sz w:val="24"/>
-        </w:rPr>
-      </w:pPr>
-      <w:r>
-        <w:rPr>
-          <w:rFonts w:ascii="Times New Roman" w:hAnsi="Times New Roman"/>
-          <w:sz w:val="24"/>
-        </w:rPr>
-        <w:t xml:space="preserve">Господи, помилуй </w:t>
+        <w:t xml:space="preserve">Ти, що повсякчас і кожної години на небі й на землі приймаєш поклін і славу, Боже добрий, довготерпеливий й многомилостивий, що праведних любиш, і грішних милуєш, і всіх кличеш до спасіння, заради обіцянки майбутніх благ! Прийми, Господи, в цю хвилину й наші молитви і спрямуй життя наше до твоїх заповідей. Душі наші освяти, тіла очисти, думки наші направ, розум очисти й протверези, і визволь нас від усякої скорботи, лиха й слабування. Захисти нас святими ангелами твоїми, щоб ми, їх охороною збережені й напоумлені, осягнули єдність віри та зрозуміння неприступної твоєї слави, бо ти благословенний на віки вічні. </w:t>
+      </w:r>
+    </w:p>
+    <w:p>
+      <w:pPr>
+        <w:spacing w:line="240" w:lineRule="auto"/>
+        <w:rPr>
+          <w:rFonts w:ascii="Times New Roman" w:hAnsi="Times New Roman"/>
+          <w:sz w:val="24"/>
+        </w:rPr>
+      </w:pPr>
+      <w:r>
+        <w:rPr>
+          <w:rFonts w:ascii="Times New Roman" w:hAnsi="Times New Roman"/>
+          <w:i/>
+          <w:color w:val="FF0000"/>
+          <w:sz w:val="24"/>
+        </w:rPr>
+        <w:t xml:space="preserve">Вірні: </w:t>
+      </w:r>
+      <w:r>
+        <w:rPr>
+          <w:rFonts w:ascii="Times New Roman" w:hAnsi="Times New Roman"/>
+          <w:sz w:val="24"/>
+        </w:rPr>
+        <w:t>Амінь.</w:t>
+      </w:r>
+    </w:p>
+    <w:p>
+      <w:pPr>
+        <w:spacing w:after="120"/>
+        <w:jc w:val="both"/>
+      </w:pPr>
+      <w:r>
+        <w:rPr>
+          <w:rFonts w:ascii="Times New Roman" w:hAnsi="Times New Roman"/>
+          <w:sz w:val="24"/>
+        </w:rPr>
+        <w:t xml:space="preserve">Господи, помилуй. </w:t>
       </w:r>
       <w:r>
         <w:rPr>
@@ -3915,276 +4089,6 @@
           <w:sz w:val="24"/>
         </w:rPr>
         <w:t>(3 р.)</w:t>
-      </w:r>
-      <w:r>
-        <w:rPr>
-          <w:rFonts w:ascii="Times New Roman" w:hAnsi="Times New Roman"/>
-          <w:sz w:val="24"/>
-        </w:rPr>
-        <w:t>.</w:t>
-      </w:r>
-    </w:p>
-    <w:p>
-      <w:pPr>
-        <w:spacing w:line="240" w:lineRule="auto"/>
-        <w:rPr>
-          <w:rFonts w:ascii="Times New Roman" w:hAnsi="Times New Roman"/>
-          <w:sz w:val="24"/>
-        </w:rPr>
-      </w:pPr>
-      <w:r>
-        <w:rPr>
-          <w:rFonts w:ascii="Times New Roman" w:hAnsi="Times New Roman"/>
-          <w:sz w:val="24"/>
-        </w:rPr>
-        <w:t>Слава Отцю, і Сину, і Святому Духові,* і нині і повсякчас, і на віки вічні. Амінь.</w:t>
-      </w:r>
-    </w:p>
-    <w:p>
-      <w:pPr>
-        <w:spacing w:line="240" w:lineRule="auto"/>
-        <w:rPr>
-          <w:rFonts w:ascii="Times New Roman" w:hAnsi="Times New Roman"/>
-          <w:sz w:val="24"/>
-        </w:rPr>
-      </w:pPr>
-      <w:r>
-        <w:rPr>
-          <w:rFonts w:ascii="Times New Roman" w:hAnsi="Times New Roman"/>
-          <w:sz w:val="24"/>
-        </w:rPr>
-        <w:t>Отче наш, що єси на небесах,* нехай святиться ім’я твоє,* нехай прийде царство твоє,* нехай буде воля твоя, як на небі, так і на землі.* Хліб наш насущний дай нам сьогодні,* і прости нам провини наші,* як і ми прощаємо винуватцям нашим,* і не введи нас у спокусу,* але визволи нас від лукавого.</w:t>
-      </w:r>
-    </w:p>
-    <w:p>
-      <w:pPr>
-        <w:spacing w:line="240" w:lineRule="auto"/>
-        <w:rPr>
-          <w:rFonts w:ascii="Times New Roman" w:hAnsi="Times New Roman"/>
-          <w:sz w:val="24"/>
-        </w:rPr>
-      </w:pPr>
-      <w:r>
-        <w:rPr>
-          <w:rFonts w:ascii="Times New Roman" w:hAnsi="Times New Roman"/>
-          <w:i/>
-          <w:color w:val="FF0000"/>
-          <w:sz w:val="24"/>
-        </w:rPr>
-        <w:t xml:space="preserve">Священик: </w:t>
-      </w:r>
-      <w:r>
-        <w:rPr>
-          <w:rFonts w:ascii="Times New Roman" w:hAnsi="Times New Roman"/>
-          <w:sz w:val="24"/>
-        </w:rPr>
-        <w:t>Бо твоє є царство, і сила, і слава, Отця, і Сина, і Святого Духа, нині і повсякчас, і на віки вічні.</w:t>
-      </w:r>
-    </w:p>
-    <w:p>
-      <w:pPr>
-        <w:spacing w:line="240" w:lineRule="auto"/>
-        <w:rPr>
-          <w:rFonts w:ascii="Times New Roman" w:hAnsi="Times New Roman"/>
-          <w:sz w:val="24"/>
-        </w:rPr>
-      </w:pPr>
-      <w:r>
-        <w:rPr>
-          <w:rFonts w:ascii="Times New Roman" w:hAnsi="Times New Roman"/>
-          <w:i/>
-          <w:color w:val="FF0000"/>
-          <w:sz w:val="24"/>
-        </w:rPr>
-        <w:t xml:space="preserve">Вірні: </w:t>
-      </w:r>
-      <w:r>
-        <w:rPr>
-          <w:rFonts w:ascii="Times New Roman" w:hAnsi="Times New Roman"/>
-          <w:sz w:val="24"/>
-        </w:rPr>
-        <w:t>Амінь.</w:t>
-      </w:r>
-    </w:p>
-    <w:p>
-      <w:pPr>
-        <w:spacing w:line="240" w:lineRule="auto"/>
-        <w:rPr>
-          <w:rFonts w:ascii="Times New Roman" w:hAnsi="Times New Roman"/>
-          <w:sz w:val="24"/>
-        </w:rPr>
-      </w:pPr>
-      <w:r>
-        <w:rPr>
-          <w:rFonts w:ascii="Times New Roman" w:hAnsi="Times New Roman"/>
-          <w:i/>
-          <w:color w:val="FF0000"/>
-          <w:sz w:val="24"/>
-        </w:rPr>
-        <w:t xml:space="preserve">Кондак (г. </w:t>
-      </w:r>
-      <w:r>
-        <w:rPr>
-          <w:rFonts w:ascii="Times New Roman" w:hAnsi="Times New Roman"/>
-          <w:i/>
-          <w:color w:val="FF0000"/>
-          <w:sz w:val="24"/>
-          <w:lang w:val="en-US"/>
-        </w:rPr>
-        <w:t>2</w:t>
-      </w:r>
-      <w:r>
-        <w:rPr>
-          <w:rFonts w:ascii="Times New Roman" w:hAnsi="Times New Roman"/>
-          <w:i/>
-          <w:color w:val="FF0000"/>
-          <w:sz w:val="24"/>
-        </w:rPr>
-        <w:t xml:space="preserve">): </w:t>
-      </w:r>
-      <w:r>
-        <w:rPr>
-          <w:rFonts w:ascii="Times New Roman" w:hAnsi="Times New Roman"/>
-          <w:sz w:val="24"/>
-        </w:rPr>
-        <w:t xml:space="preserve">Пророче Божий і </w:t>
-      </w:r>
-      <w:proofErr w:type="spellStart"/>
-      <w:r>
-        <w:rPr>
-          <w:rFonts w:ascii="Times New Roman" w:hAnsi="Times New Roman"/>
-          <w:sz w:val="24"/>
-        </w:rPr>
-        <w:t>предтече</w:t>
-      </w:r>
-      <w:proofErr w:type="spellEnd"/>
-      <w:r>
-        <w:rPr>
-          <w:rFonts w:ascii="Times New Roman" w:hAnsi="Times New Roman"/>
-          <w:sz w:val="24"/>
-        </w:rPr>
-        <w:t xml:space="preserve"> </w:t>
-      </w:r>
-      <w:proofErr w:type="gramStart"/>
-      <w:r>
-        <w:rPr>
-          <w:rFonts w:ascii="Times New Roman" w:hAnsi="Times New Roman"/>
-          <w:sz w:val="24"/>
-        </w:rPr>
-        <w:t>благодаті,*</w:t>
-      </w:r>
-      <w:proofErr w:type="gramEnd"/>
-      <w:r>
-        <w:rPr>
-          <w:rFonts w:ascii="Times New Roman" w:hAnsi="Times New Roman"/>
-          <w:sz w:val="24"/>
-        </w:rPr>
-        <w:t xml:space="preserve"> як рожу священну із землі знайшовши, оздоровлення завжди приймаємо,* бо знову, як і перше, у світі проповідуєш покаяння.</w:t>
-      </w:r>
-    </w:p>
-    <w:p>
-      <w:pPr>
-        <w:spacing w:line="240" w:lineRule="auto"/>
-        <w:rPr>
-          <w:rFonts w:ascii="Times New Roman" w:hAnsi="Times New Roman"/>
-          <w:sz w:val="24"/>
-        </w:rPr>
-      </w:pPr>
-      <w:r>
-        <w:rPr>
-          <w:rFonts w:ascii="Times New Roman" w:hAnsi="Times New Roman"/>
-          <w:sz w:val="24"/>
-        </w:rPr>
-        <w:t xml:space="preserve">Господи, помилуй </w:t>
-      </w:r>
-      <w:r>
-        <w:rPr>
-          <w:rFonts w:ascii="Times New Roman" w:hAnsi="Times New Roman"/>
-          <w:i/>
-          <w:color w:val="FF0000"/>
-          <w:sz w:val="24"/>
-        </w:rPr>
-        <w:t>(40 р.)</w:t>
-      </w:r>
-      <w:r>
-        <w:rPr>
-          <w:rFonts w:ascii="Times New Roman" w:hAnsi="Times New Roman"/>
-          <w:sz w:val="24"/>
-        </w:rPr>
-        <w:t>.</w:t>
-      </w:r>
-    </w:p>
-    <w:p>
-      <w:pPr>
-        <w:spacing w:line="240" w:lineRule="auto"/>
-        <w:rPr>
-          <w:rFonts w:ascii="Times New Roman" w:hAnsi="Times New Roman"/>
-          <w:sz w:val="24"/>
-        </w:rPr>
-      </w:pPr>
-      <w:r>
-        <w:rPr>
-          <w:rFonts w:ascii="Times New Roman" w:hAnsi="Times New Roman"/>
-          <w:sz w:val="24"/>
-        </w:rPr>
-        <w:t xml:space="preserve">Ти, що повсякчас і кожної години на небі й на землі приймаєш поклін і славу, Боже добрий, довготерпеливий й многомилостивий, що праведних любиш, і грішних милуєш, і всіх кличеш до спасіння, заради обіцянки майбутніх благ! Прийми, Господи, в цю хвилину й наші молитви і спрямуй життя наше до твоїх заповідей. Душі наші освяти, тіла очисти, думки наші направ, розум очисти й протверези, і визволь нас від усякої скорботи, лиха й слабування. Захисти нас святими ангелами твоїми, щоб ми, їх охороною збережені й напоумлені, осягнули єдність віри та зрозуміння неприступної твоєї слави, бо ти благословенний на віки вічні. </w:t>
-      </w:r>
-    </w:p>
-    <w:p>
-      <w:pPr>
-        <w:spacing w:line="240" w:lineRule="auto"/>
-        <w:rPr>
-          <w:rFonts w:ascii="Times New Roman" w:hAnsi="Times New Roman"/>
-          <w:sz w:val="24"/>
-        </w:rPr>
-      </w:pPr>
-      <w:r>
-        <w:rPr>
-          <w:rFonts w:ascii="Times New Roman" w:hAnsi="Times New Roman"/>
-          <w:i/>
-          <w:color w:val="FF0000"/>
-          <w:sz w:val="24"/>
-        </w:rPr>
-        <w:t xml:space="preserve">Вірні: </w:t>
-      </w:r>
-      <w:r>
-        <w:rPr>
-          <w:rFonts w:ascii="Times New Roman" w:hAnsi="Times New Roman"/>
-          <w:sz w:val="24"/>
-        </w:rPr>
-        <w:t>Амінь.</w:t>
-      </w:r>
-    </w:p>
-    <w:p>
-      <w:pPr>
-        <w:spacing w:line="240" w:lineRule="auto"/>
-        <w:rPr>
-          <w:rFonts w:ascii="Times New Roman" w:hAnsi="Times New Roman"/>
-          <w:sz w:val="24"/>
-        </w:rPr>
-      </w:pPr>
-      <w:r>
-        <w:rPr>
-          <w:rFonts w:ascii="Times New Roman" w:hAnsi="Times New Roman"/>
-          <w:sz w:val="24"/>
-        </w:rPr>
-        <w:t xml:space="preserve">Господи, помилуй </w:t>
-      </w:r>
-      <w:r>
-        <w:rPr>
-          <w:rFonts w:ascii="Times New Roman" w:hAnsi="Times New Roman"/>
-          <w:i/>
-          <w:color w:val="FF0000"/>
-          <w:sz w:val="24"/>
-        </w:rPr>
-        <w:t>(3 р.)</w:t>
-      </w:r>
-      <w:r>
-        <w:rPr>
-          <w:rFonts w:ascii="Times New Roman" w:hAnsi="Times New Roman"/>
-          <w:sz w:val="24"/>
-        </w:rPr>
-        <w:t>.</w:t>
       </w:r>
     </w:p>
     <w:p>
@@ -4473,27 +4377,32 @@
     </w:p>
     <w:p>
       <w:pPr>
-        <w:spacing w:line="240" w:lineRule="auto"/>
-        <w:rPr>
-          <w:rFonts w:ascii="Times New Roman" w:hAnsi="Times New Roman"/>
-          <w:sz w:val="24"/>
-        </w:rPr>
-      </w:pPr>
-      <w:r>
-        <w:rPr>
-          <w:rFonts w:ascii="Times New Roman" w:hAnsi="Times New Roman"/>
-          <w:i/>
-          <w:color w:val="FF0000"/>
-          <w:sz w:val="24"/>
-        </w:rPr>
-        <w:t xml:space="preserve">Священик: </w:t>
-      </w:r>
-      <w:r>
-        <w:rPr>
-          <w:rFonts w:ascii="Times New Roman" w:hAnsi="Times New Roman"/>
-          <w:sz w:val="24"/>
-        </w:rPr>
-        <w:t>Слава тобі, Христе Боже, надіє наша, слава тобі!</w:t>
+        <w:spacing w:after="120"/>
+        <w:jc w:val="both"/>
+      </w:pPr>
+      <w:r>
+        <w:rPr>
+          <w:rFonts w:ascii="Times New Roman" w:hAnsi="Times New Roman"/>
+          <w:i/>
+          <w:color w:val="FF0000"/>
+          <w:sz w:val="24"/>
+        </w:rPr>
+        <w:t>Священик:</w:t>
+      </w:r>
+      <w:r>
+        <w:rPr>
+          <w:rFonts w:ascii="Times New Roman" w:hAnsi="Times New Roman"/>
+          <w:color w:val="FF0000"/>
+          <w:sz w:val="24"/>
+        </w:rPr>
+        <w:t xml:space="preserve"> </w:t>
+      </w:r>
+      <w:r>
+        <w:rPr>
+          <w:rFonts w:ascii="Times New Roman" w:hAnsi="Times New Roman"/>
+          <w:sz w:val="24"/>
+        </w:rPr>
+        <w:t>Слава тобі, Христе Боже, уповання наше, слава тобі!</w:t>
       </w:r>
     </w:p>
     <w:p>
@@ -4664,6 +4573,192 @@
     </w:p>
     <w:p>
       <w:pPr>
+        <w:spacing w:after="120"/>
+      </w:pPr>
+      <w:r>
+        <w:rPr>
+          <w:rFonts w:ascii="Times New Roman" w:hAnsi="Times New Roman"/>
+          <w:i/>
+          <w:color w:val="FF0000"/>
+          <w:sz w:val="24"/>
+        </w:rPr>
+        <w:t>Вірні:</w:t>
+      </w:r>
+      <w:r>
+        <w:rPr>
+          <w:rFonts w:ascii="Times New Roman" w:hAnsi="Times New Roman"/>
+          <w:color w:val="FF0000"/>
+          <w:sz w:val="24"/>
+        </w:rPr>
+        <w:t xml:space="preserve"> </w:t>
+      </w:r>
+      <w:r>
+        <w:rPr>
+          <w:rFonts w:ascii="Times New Roman" w:hAnsi="Times New Roman"/>
+          <w:sz w:val="24"/>
+        </w:rPr>
+        <w:t>Амі́нь.</w:t>
+      </w:r>
+    </w:p>
+    <w:p>
+      <w:pPr>
+        <w:spacing w:after="120"/>
+      </w:pPr>
+      <w:r>
+        <w:rPr>
+          <w:rFonts w:ascii="Times New Roman" w:hAnsi="Times New Roman"/>
+          <w:sz w:val="24"/>
+        </w:rPr>
+        <w:t>Сла́ва Тобі́, Бо́же наш, сла́ва Тобі́.</w:t>
+      </w:r>
+    </w:p>
+    <w:p>
+      <w:pPr>
+        <w:spacing w:after="120"/>
+      </w:pPr>
+      <w:r>
+        <w:rPr>
+          <w:rFonts w:ascii="Times New Roman" w:hAnsi="Times New Roman"/>
+          <w:sz w:val="24"/>
+        </w:rPr>
+        <w:t>Ца́рю небе́сний, утіши́телю, Ду́ше íстини,* що всю́ди єси́ і все наповня́єш,* скарбни́це благ і життя́ пода́телю,* прийди́, і всели́ся в нас,* і очи́сти нас від уся́кої скве́рни,* і спаси́, благи́й, ду́ші на́ші.</w:t>
+      </w:r>
+    </w:p>
+    <w:p>
+      <w:pPr>
+        <w:spacing w:after="120"/>
+        <w:jc w:val="both"/>
+      </w:pPr>
+      <w:r>
+        <w:rPr>
+          <w:rFonts w:ascii="Times New Roman" w:hAnsi="Times New Roman"/>
+          <w:sz w:val="24"/>
+        </w:rPr>
+        <w:t xml:space="preserve">Святий Боже, святий Кріпкий, святий Безсмертний, помилуй нас. </w:t>
+      </w:r>
+      <w:r>
+        <w:rPr>
+          <w:rFonts w:ascii="Times New Roman" w:hAnsi="Times New Roman"/>
+          <w:i/>
+          <w:color w:val="FF0000"/>
+          <w:sz w:val="24"/>
+        </w:rPr>
+        <w:t>(3 р.)</w:t>
+      </w:r>
+    </w:p>
+    <w:p>
+      <w:pPr>
+        <w:spacing w:line="240" w:lineRule="auto"/>
+        <w:rPr>
+          <w:rFonts w:ascii="Times New Roman" w:hAnsi="Times New Roman"/>
+          <w:sz w:val="24"/>
+        </w:rPr>
+      </w:pPr>
+      <w:r>
+        <w:rPr>
+          <w:rFonts w:ascii="Times New Roman" w:hAnsi="Times New Roman"/>
+          <w:sz w:val="24"/>
+        </w:rPr>
+        <w:t>Слава Отцю, і Сину, і Святому Духові,* і нині і повсякчас, і на віки вічні. Амінь.</w:t>
+      </w:r>
+    </w:p>
+    <w:p>
+      <w:pPr>
+        <w:spacing w:line="240" w:lineRule="auto"/>
+        <w:rPr>
+          <w:rFonts w:ascii="Times New Roman" w:hAnsi="Times New Roman"/>
+          <w:sz w:val="24"/>
+        </w:rPr>
+      </w:pPr>
+      <w:r>
+        <w:rPr>
+          <w:rFonts w:ascii="Times New Roman" w:hAnsi="Times New Roman"/>
+          <w:sz w:val="24"/>
+        </w:rPr>
+        <w:t>Пресвята Тройце, помилуй нас;* Господи, очисти гріхи наші;* Владико, прости беззаконня наші;* Святий, завітай і зціли немочі наші імени твого ради.</w:t>
+      </w:r>
+    </w:p>
+    <w:p>
+      <w:pPr>
+        <w:spacing w:after="120"/>
+        <w:jc w:val="both"/>
+      </w:pPr>
+      <w:r>
+        <w:rPr>
+          <w:rFonts w:ascii="Times New Roman" w:hAnsi="Times New Roman"/>
+          <w:sz w:val="24"/>
+        </w:rPr>
+        <w:t xml:space="preserve">Господи, помилуй. </w:t>
+      </w:r>
+      <w:r>
+        <w:rPr>
+          <w:rFonts w:ascii="Times New Roman" w:hAnsi="Times New Roman"/>
+          <w:i/>
+          <w:color w:val="FF0000"/>
+          <w:sz w:val="24"/>
+        </w:rPr>
+        <w:t>(3 р.)</w:t>
+      </w:r>
+    </w:p>
+    <w:p>
+      <w:pPr>
+        <w:spacing w:line="240" w:lineRule="auto"/>
+        <w:rPr>
+          <w:rFonts w:ascii="Times New Roman" w:hAnsi="Times New Roman"/>
+          <w:sz w:val="24"/>
+        </w:rPr>
+      </w:pPr>
+      <w:r>
+        <w:rPr>
+          <w:rFonts w:ascii="Times New Roman" w:hAnsi="Times New Roman"/>
+          <w:sz w:val="24"/>
+        </w:rPr>
+        <w:t>Слава Отцю, і Сину, і Святому Духові,* і нині, і повсякчас, і на віки вічні. Амінь.</w:t>
+      </w:r>
+    </w:p>
+    <w:p>
+      <w:pPr>
+        <w:spacing w:line="240" w:lineRule="auto"/>
+        <w:rPr>
+          <w:rFonts w:ascii="Times New Roman" w:hAnsi="Times New Roman"/>
+          <w:sz w:val="24"/>
+        </w:rPr>
+      </w:pPr>
+      <w:r>
+        <w:rPr>
+          <w:rFonts w:ascii="Times New Roman" w:hAnsi="Times New Roman"/>
+          <w:sz w:val="24"/>
+        </w:rPr>
+        <w:t>Отче наш, що єси на небесах,* нехай святиться ім’я твоє,* нехай прийде царство твоє,* нехай буде воля твоя, як на небі, так і на землі.* Хліб наш насущний дай нам сьогодні,* і прости нам провини наші,* як і ми прощаємо винуватцям нашим,* і не введи нас у спокусу,* але визволи нас від лукавого.</w:t>
+      </w:r>
+    </w:p>
+    <w:p>
+      <w:pPr>
+        <w:spacing w:line="240" w:lineRule="auto"/>
+        <w:rPr>
+          <w:rFonts w:ascii="Times New Roman" w:hAnsi="Times New Roman"/>
+          <w:sz w:val="24"/>
+        </w:rPr>
+      </w:pPr>
+      <w:r>
+        <w:rPr>
+          <w:rFonts w:ascii="Times New Roman" w:hAnsi="Times New Roman"/>
+          <w:i/>
+          <w:color w:val="FF0000"/>
+          <w:sz w:val="24"/>
+        </w:rPr>
+        <w:t xml:space="preserve">Священик: </w:t>
+      </w:r>
+      <w:r>
+        <w:rPr>
+          <w:rFonts w:ascii="Times New Roman" w:hAnsi="Times New Roman"/>
+          <w:sz w:val="24"/>
+        </w:rPr>
+        <w:t>Бо твоє є царство, і сила, і слава, Отця, і Сина, і Святого Духа, нині і повсякчас, і на віки вічні.</w:t>
+      </w:r>
+    </w:p>
+    <w:p>
+      <w:pPr>
         <w:spacing w:line="240" w:lineRule="auto"/>
         <w:rPr>
           <w:rFonts w:ascii="Times New Roman" w:hAnsi="Times New Roman"/>
@@ -4684,48 +4779,32 @@
           <w:rFonts w:ascii="Times New Roman" w:hAnsi="Times New Roman"/>
           <w:sz w:val="24"/>
         </w:rPr>
-        <w:t>Амінь. Слава тобі, Боже наш, слава тобі.</w:t>
-      </w:r>
-    </w:p>
-    <w:p>
-      <w:pPr>
-        <w:spacing w:line="240" w:lineRule="auto"/>
-        <w:rPr>
-          <w:rFonts w:ascii="Times New Roman" w:hAnsi="Times New Roman"/>
-          <w:sz w:val="24"/>
-        </w:rPr>
-      </w:pPr>
-      <w:r>
-        <w:rPr>
-          <w:rFonts w:ascii="Times New Roman" w:hAnsi="Times New Roman"/>
-          <w:sz w:val="24"/>
-        </w:rPr>
-        <w:t>Царю небесний, утішителю, Душе істини,* що всюди єси і все наповняєш,* скарбе дібр і життя подателю,* прийди і вселися в нас,* і очисти нас від усякої скверни,* і спаси, Благий, душі наші.</w:t>
-      </w:r>
-    </w:p>
-    <w:p>
-      <w:pPr>
-        <w:spacing w:line="240" w:lineRule="auto"/>
-        <w:rPr>
-          <w:rFonts w:ascii="Times New Roman" w:hAnsi="Times New Roman"/>
-          <w:sz w:val="24"/>
-        </w:rPr>
-      </w:pPr>
-      <w:r>
-        <w:rPr>
-          <w:rFonts w:ascii="Times New Roman" w:hAnsi="Times New Roman"/>
-          <w:sz w:val="24"/>
-        </w:rPr>
-        <w:t xml:space="preserve">Святий Боже, святий Кріпкий, святий Безсмертний, помилуй нас </w:t>
-      </w:r>
-      <w:r>
-        <w:rPr>
-          <w:rFonts w:ascii="Times New Roman" w:hAnsi="Times New Roman"/>
-          <w:i/>
-          <w:color w:val="FF0000"/>
-          <w:sz w:val="24"/>
-        </w:rPr>
-        <w:t>(3 р.)</w:t>
+        <w:t xml:space="preserve">Амінь. </w:t>
+      </w:r>
+    </w:p>
+    <w:p>
+      <w:pPr>
+        <w:spacing w:line="240" w:lineRule="auto"/>
+        <w:rPr>
+          <w:rFonts w:ascii="Times New Roman" w:hAnsi="Times New Roman"/>
+          <w:sz w:val="24"/>
+        </w:rPr>
+      </w:pPr>
+      <w:r>
+        <w:rPr>
+          <w:rFonts w:ascii="Times New Roman" w:hAnsi="Times New Roman"/>
+          <w:sz w:val="24"/>
+        </w:rPr>
+        <w:t xml:space="preserve">Господи, помилуй </w:t>
+      </w:r>
+      <w:r>
+        <w:rPr>
+          <w:rFonts w:ascii="Times New Roman" w:hAnsi="Times New Roman"/>
+          <w:i/>
+          <w:color w:val="FF0000"/>
+          <w:sz w:val="24"/>
+        </w:rPr>
+        <w:t>(12 р.)</w:t>
       </w:r>
       <w:r>
         <w:rPr>
@@ -4748,233 +4827,46 @@
           <w:rFonts w:ascii="Times New Roman" w:hAnsi="Times New Roman"/>
           <w:sz w:val="24"/>
         </w:rPr>
-        <w:t>Слава Отцю, і Сину, і Святому Духові,* і нині і повсякчас, і на віки вічні. Амінь.</w:t>
-      </w:r>
-    </w:p>
-    <w:p>
-      <w:pPr>
-        <w:spacing w:line="240" w:lineRule="auto"/>
-        <w:rPr>
-          <w:rFonts w:ascii="Times New Roman" w:hAnsi="Times New Roman"/>
-          <w:sz w:val="24"/>
-        </w:rPr>
-      </w:pPr>
-      <w:r>
-        <w:rPr>
-          <w:rFonts w:ascii="Times New Roman" w:hAnsi="Times New Roman"/>
-          <w:sz w:val="24"/>
-        </w:rPr>
-        <w:t>Пресвята Тройце, помилуй нас;* Господи, очисти гріхи наші;* Владико, прости беззаконня наші;* Святий, завітай і зціли немочі наші імени твого ради.</w:t>
-      </w:r>
-    </w:p>
-    <w:p>
-      <w:pPr>
-        <w:spacing w:line="240" w:lineRule="auto"/>
-        <w:rPr>
-          <w:rFonts w:ascii="Times New Roman" w:hAnsi="Times New Roman"/>
-          <w:sz w:val="24"/>
-        </w:rPr>
-      </w:pPr>
-      <w:r>
-        <w:rPr>
-          <w:rFonts w:ascii="Times New Roman" w:hAnsi="Times New Roman"/>
-          <w:sz w:val="24"/>
-        </w:rPr>
-        <w:t xml:space="preserve">Господи, помилуй </w:t>
-      </w:r>
-      <w:r>
-        <w:rPr>
-          <w:rFonts w:ascii="Times New Roman" w:hAnsi="Times New Roman"/>
-          <w:i/>
-          <w:color w:val="FF0000"/>
-          <w:sz w:val="24"/>
-        </w:rPr>
-        <w:t>(3 р.)</w:t>
-      </w:r>
-      <w:r>
-        <w:rPr>
-          <w:rFonts w:ascii="Times New Roman" w:hAnsi="Times New Roman"/>
-          <w:sz w:val="24"/>
-        </w:rPr>
-        <w:t>.</w:t>
-      </w:r>
-    </w:p>
-    <w:p>
-      <w:pPr>
-        <w:spacing w:line="240" w:lineRule="auto"/>
-        <w:rPr>
-          <w:rFonts w:ascii="Times New Roman" w:hAnsi="Times New Roman"/>
-          <w:sz w:val="24"/>
-        </w:rPr>
-      </w:pPr>
-      <w:r>
-        <w:rPr>
-          <w:rFonts w:ascii="Times New Roman" w:hAnsi="Times New Roman"/>
-          <w:sz w:val="24"/>
-        </w:rPr>
         <w:t>Слава Отцю, і Сину, і Святому Духові,* і нині, і повсякчас, і на віки вічні. Амінь.</w:t>
       </w:r>
     </w:p>
     <w:p>
       <w:pPr>
-        <w:spacing w:line="240" w:lineRule="auto"/>
-        <w:rPr>
-          <w:rFonts w:ascii="Times New Roman" w:hAnsi="Times New Roman"/>
-          <w:sz w:val="24"/>
-        </w:rPr>
-      </w:pPr>
-      <w:r>
-        <w:rPr>
-          <w:rFonts w:ascii="Times New Roman" w:hAnsi="Times New Roman"/>
-          <w:sz w:val="24"/>
-        </w:rPr>
-        <w:t>Отче наш, що єси на небесах,* нехай святиться ім’я твоє,* нехай прийде царство твоє,* нехай буде воля твоя, як на небі, так і на землі.* Хліб наш насущний дай нам сьогодні,* і прости нам провини наші,* як і ми прощаємо винуватцям нашим,* і не введи нас у спокусу,* але визволи нас від лукавого.</w:t>
-      </w:r>
-    </w:p>
-    <w:p>
-      <w:pPr>
-        <w:spacing w:line="240" w:lineRule="auto"/>
-        <w:rPr>
-          <w:rFonts w:ascii="Times New Roman" w:hAnsi="Times New Roman"/>
-          <w:sz w:val="24"/>
-        </w:rPr>
-      </w:pPr>
-      <w:r>
-        <w:rPr>
-          <w:rFonts w:ascii="Times New Roman" w:hAnsi="Times New Roman"/>
-          <w:i/>
-          <w:color w:val="FF0000"/>
-          <w:sz w:val="24"/>
-        </w:rPr>
-        <w:t xml:space="preserve">Священик: </w:t>
-      </w:r>
-      <w:r>
-        <w:rPr>
-          <w:rFonts w:ascii="Times New Roman" w:hAnsi="Times New Roman"/>
-          <w:sz w:val="24"/>
-        </w:rPr>
-        <w:t>Бо твоє є царство, і сила, і слава, Отця, і Сина, і Святого Духа, нині і повсякчас, і на віки вічні.</w:t>
-      </w:r>
-    </w:p>
-    <w:p>
-      <w:pPr>
-        <w:spacing w:line="240" w:lineRule="auto"/>
-        <w:rPr>
-          <w:rFonts w:ascii="Times New Roman" w:hAnsi="Times New Roman"/>
-          <w:sz w:val="24"/>
-        </w:rPr>
-      </w:pPr>
-      <w:r>
-        <w:rPr>
-          <w:rFonts w:ascii="Times New Roman" w:hAnsi="Times New Roman"/>
-          <w:i/>
-          <w:color w:val="FF0000"/>
-          <w:sz w:val="24"/>
-        </w:rPr>
-        <w:t xml:space="preserve">Вірні: </w:t>
-      </w:r>
-      <w:r>
-        <w:rPr>
-          <w:rFonts w:ascii="Times New Roman" w:hAnsi="Times New Roman"/>
-          <w:sz w:val="24"/>
-        </w:rPr>
-        <w:t xml:space="preserve">Амінь. </w:t>
-      </w:r>
-    </w:p>
-    <w:p>
-      <w:pPr>
-        <w:spacing w:line="240" w:lineRule="auto"/>
-        <w:rPr>
-          <w:rFonts w:ascii="Times New Roman" w:hAnsi="Times New Roman"/>
-          <w:sz w:val="24"/>
-        </w:rPr>
-      </w:pPr>
-      <w:r>
-        <w:rPr>
-          <w:rFonts w:ascii="Times New Roman" w:hAnsi="Times New Roman"/>
-          <w:sz w:val="24"/>
-        </w:rPr>
-        <w:t xml:space="preserve">Господи, помилуй </w:t>
-      </w:r>
-      <w:r>
-        <w:rPr>
-          <w:rFonts w:ascii="Times New Roman" w:hAnsi="Times New Roman"/>
-          <w:i/>
-          <w:color w:val="FF0000"/>
-          <w:sz w:val="24"/>
-        </w:rPr>
-        <w:t>(12 р.)</w:t>
-      </w:r>
-      <w:r>
-        <w:rPr>
-          <w:rFonts w:ascii="Times New Roman" w:hAnsi="Times New Roman"/>
-          <w:sz w:val="24"/>
-        </w:rPr>
-        <w:t>.</w:t>
-      </w:r>
-    </w:p>
-    <w:p>
-      <w:pPr>
-        <w:spacing w:line="240" w:lineRule="auto"/>
-        <w:rPr>
-          <w:rFonts w:ascii="Times New Roman" w:hAnsi="Times New Roman"/>
-          <w:sz w:val="24"/>
-        </w:rPr>
-      </w:pPr>
-      <w:r>
-        <w:rPr>
-          <w:rFonts w:ascii="Times New Roman" w:hAnsi="Times New Roman"/>
-          <w:sz w:val="24"/>
-        </w:rPr>
-        <w:t>Слава Отцю, і Сину, і Святому Духові,* і нині, і повсякчас, і на віки вічні. Амінь.</w:t>
-      </w:r>
-    </w:p>
-    <w:p>
-      <w:pPr>
-        <w:spacing w:line="240" w:lineRule="auto"/>
-        <w:rPr>
-          <w:rFonts w:ascii="Times New Roman" w:hAnsi="Times New Roman"/>
-          <w:sz w:val="24"/>
-        </w:rPr>
-      </w:pPr>
-      <w:r>
-        <w:rPr>
-          <w:rFonts w:ascii="Times New Roman" w:hAnsi="Times New Roman"/>
-          <w:sz w:val="24"/>
-        </w:rPr>
-        <w:t>Прийдіте, поклонімся* Цареві нашому Богу.</w:t>
-      </w:r>
-    </w:p>
-    <w:p>
-      <w:pPr>
-        <w:spacing w:line="240" w:lineRule="auto"/>
-        <w:rPr>
-          <w:rFonts w:ascii="Times New Roman" w:hAnsi="Times New Roman"/>
-          <w:sz w:val="24"/>
-        </w:rPr>
-      </w:pPr>
-      <w:r>
-        <w:rPr>
-          <w:rFonts w:ascii="Times New Roman" w:hAnsi="Times New Roman"/>
-          <w:sz w:val="24"/>
-        </w:rPr>
-        <w:t>Прийдіте, поклонімся* Христові, Цареві нашому Богу.</w:t>
-      </w:r>
-    </w:p>
-    <w:p>
-      <w:pPr>
-        <w:spacing w:line="240" w:lineRule="auto"/>
-        <w:rPr>
-          <w:rFonts w:ascii="Times New Roman" w:hAnsi="Times New Roman"/>
-          <w:sz w:val="24"/>
-        </w:rPr>
-      </w:pPr>
-      <w:r>
-        <w:rPr>
-          <w:rFonts w:ascii="Times New Roman" w:hAnsi="Times New Roman"/>
-          <w:sz w:val="24"/>
-        </w:rPr>
-        <w:t>Прийдіте, поклонімся і припадім* до самого Господа Ісуса Христа, Царя і Бога нашого.</w:t>
+        <w:spacing w:after="120"/>
+        <w:jc w:val="both"/>
+      </w:pPr>
+      <w:r>
+        <w:rPr>
+          <w:rFonts w:ascii="Times New Roman" w:hAnsi="Times New Roman"/>
+          <w:sz w:val="24"/>
+        </w:rPr>
+        <w:t>Прийді́те, поклоні́мся* царе́ві на́шому – Бо́гу.</w:t>
+      </w:r>
+    </w:p>
+    <w:p>
+      <w:pPr>
+        <w:spacing w:after="120"/>
+        <w:jc w:val="both"/>
+      </w:pPr>
+      <w:r>
+        <w:rPr>
+          <w:rFonts w:ascii="Times New Roman" w:hAnsi="Times New Roman"/>
+          <w:sz w:val="24"/>
+        </w:rPr>
+        <w:t>Прийді́те, поклоні́мся* Христо́ві, царе́ві на́шому – Бо́гу.</w:t>
+      </w:r>
+    </w:p>
+    <w:p>
+      <w:pPr>
+        <w:spacing w:after="120"/>
+        <w:jc w:val="both"/>
+      </w:pPr>
+      <w:r>
+        <w:rPr>
+          <w:rFonts w:ascii="Times New Roman" w:hAnsi="Times New Roman"/>
+          <w:sz w:val="24"/>
+        </w:rPr>
+        <w:t>Прийді́те, поклоні́мся і припаді́м* до само́го Го́спода Ісу́са Христа́ – царя́ і Бо́га на́шого.</w:t>
       </w:r>
     </w:p>
     <w:p>
@@ -5845,18 +5737,15 @@
     </w:p>
     <w:p>
       <w:pPr>
-        <w:spacing w:line="240" w:lineRule="auto"/>
-        <w:rPr>
-          <w:rFonts w:ascii="Times New Roman" w:hAnsi="Times New Roman"/>
-          <w:sz w:val="24"/>
-        </w:rPr>
-      </w:pPr>
-      <w:r>
-        <w:rPr>
-          <w:rFonts w:ascii="Times New Roman" w:hAnsi="Times New Roman"/>
-          <w:sz w:val="24"/>
-        </w:rPr>
-        <w:t xml:space="preserve">Господи, помилуй </w:t>
+        <w:spacing w:after="120"/>
+        <w:jc w:val="both"/>
+      </w:pPr>
+      <w:r>
+        <w:rPr>
+          <w:rFonts w:ascii="Times New Roman" w:hAnsi="Times New Roman"/>
+          <w:sz w:val="24"/>
+        </w:rPr>
+        <w:t xml:space="preserve">Господи, помилуй. </w:t>
       </w:r>
       <w:r>
         <w:rPr>
@@ -5866,13 +5755,6 @@
           <w:sz w:val="24"/>
         </w:rPr>
         <w:t>(3 р.)</w:t>
-      </w:r>
-      <w:r>
-        <w:rPr>
-          <w:rFonts w:ascii="Times New Roman" w:hAnsi="Times New Roman"/>
-          <w:sz w:val="24"/>
-        </w:rPr>
-        <w:t>.</w:t>
       </w:r>
     </w:p>
     <w:p>
@@ -6470,7 +6352,7 @@
           <w:szCs w:val="22"/>
           <w:lang w:val="uk-UA"/>
         </w:rPr>
-        <w:t> Премудрість.</w:t>
+        <w:t xml:space="preserve"> Премудрість.</w:t>
       </w:r>
     </w:p>
     <w:p>
@@ -6515,7 +6397,7 @@
           <w:szCs w:val="22"/>
           <w:lang w:val="uk-UA"/>
         </w:rPr>
-        <w:t> З книги пророка Ісаї читання.</w:t>
+        <w:t xml:space="preserve"> З книги пророка Ісаї читання.</w:t>
       </w:r>
     </w:p>
     <w:p>
@@ -6560,7 +6442,7 @@
           <w:szCs w:val="22"/>
           <w:lang w:val="uk-UA"/>
         </w:rPr>
-        <w:t> Будьмо уважні.</w:t>
+        <w:t xml:space="preserve"> Будьмо уважні.</w:t>
       </w:r>
     </w:p>
     <w:bookmarkEnd w:id="0"/>
@@ -7073,18 +6955,15 @@
     </w:p>
     <w:p>
       <w:pPr>
-        <w:spacing w:line="240" w:lineRule="auto"/>
-        <w:rPr>
-          <w:rFonts w:ascii="Times New Roman" w:hAnsi="Times New Roman"/>
-          <w:sz w:val="24"/>
-        </w:rPr>
-      </w:pPr>
-      <w:r>
-        <w:rPr>
-          <w:rFonts w:ascii="Times New Roman" w:hAnsi="Times New Roman"/>
-          <w:sz w:val="24"/>
-        </w:rPr>
-        <w:t xml:space="preserve">Святий Боже, святий Кріпкий, святий Безсмертний, помилуй нас </w:t>
+        <w:spacing w:after="120"/>
+        <w:jc w:val="both"/>
+      </w:pPr>
+      <w:r>
+        <w:rPr>
+          <w:rFonts w:ascii="Times New Roman" w:hAnsi="Times New Roman"/>
+          <w:sz w:val="24"/>
+        </w:rPr>
+        <w:t xml:space="preserve">Святий Боже, святий Кріпкий, святий Безсмертний, помилуй нас. </w:t>
       </w:r>
       <w:r>
         <w:rPr>
@@ -7095,13 +6974,6 @@
         </w:rPr>
         <w:t>(3 р.)</w:t>
       </w:r>
-      <w:r>
-        <w:rPr>
-          <w:rFonts w:ascii="Times New Roman" w:hAnsi="Times New Roman"/>
-          <w:sz w:val="24"/>
-        </w:rPr>
-        <w:t>.</w:t>
-      </w:r>
     </w:p>
     <w:p>
       <w:pPr>
@@ -7137,18 +7009,15 @@
     </w:p>
     <w:p>
       <w:pPr>
-        <w:spacing w:line="240" w:lineRule="auto"/>
-        <w:rPr>
-          <w:rFonts w:ascii="Times New Roman" w:hAnsi="Times New Roman"/>
-          <w:sz w:val="24"/>
-        </w:rPr>
-      </w:pPr>
-      <w:r>
-        <w:rPr>
-          <w:rFonts w:ascii="Times New Roman" w:hAnsi="Times New Roman"/>
-          <w:sz w:val="24"/>
-        </w:rPr>
-        <w:t xml:space="preserve">Господи, помилуй </w:t>
+        <w:spacing w:after="120"/>
+        <w:jc w:val="both"/>
+      </w:pPr>
+      <w:r>
+        <w:rPr>
+          <w:rFonts w:ascii="Times New Roman" w:hAnsi="Times New Roman"/>
+          <w:sz w:val="24"/>
+        </w:rPr>
+        <w:t xml:space="preserve">Господи, помилуй. </w:t>
       </w:r>
       <w:r>
         <w:rPr>
@@ -7158,13 +7027,6 @@
           <w:sz w:val="24"/>
         </w:rPr>
         <w:t>(3 р.)</w:t>
-      </w:r>
-      <w:r>
-        <w:rPr>
-          <w:rFonts w:ascii="Times New Roman" w:hAnsi="Times New Roman"/>
-          <w:sz w:val="24"/>
-        </w:rPr>
-        <w:t>.</w:t>
       </w:r>
     </w:p>
     <w:p>
@@ -7401,18 +7263,15 @@
     </w:p>
     <w:p>
       <w:pPr>
-        <w:spacing w:line="240" w:lineRule="auto"/>
-        <w:rPr>
-          <w:rFonts w:ascii="Times New Roman" w:hAnsi="Times New Roman"/>
-          <w:sz w:val="24"/>
-        </w:rPr>
-      </w:pPr>
-      <w:r>
-        <w:rPr>
-          <w:rFonts w:ascii="Times New Roman" w:hAnsi="Times New Roman"/>
-          <w:sz w:val="24"/>
-        </w:rPr>
-        <w:t xml:space="preserve">Господи, помилуй </w:t>
+        <w:spacing w:after="120"/>
+        <w:jc w:val="both"/>
+      </w:pPr>
+      <w:r>
+        <w:rPr>
+          <w:rFonts w:ascii="Times New Roman" w:hAnsi="Times New Roman"/>
+          <w:sz w:val="24"/>
+        </w:rPr>
+        <w:t xml:space="preserve">Господи, помилуй. </w:t>
       </w:r>
       <w:r>
         <w:rPr>
@@ -7423,13 +7282,6 @@
         </w:rPr>
         <w:t>(3 р.)</w:t>
       </w:r>
-      <w:r>
-        <w:rPr>
-          <w:rFonts w:ascii="Times New Roman" w:hAnsi="Times New Roman"/>
-          <w:sz w:val="24"/>
-        </w:rPr>
-        <w:t>.</w:t>
-      </w:r>
     </w:p>
     <w:p>
       <w:pPr>
@@ -7650,27 +7502,32 @@
     </w:p>
     <w:p>
       <w:pPr>
-        <w:spacing w:line="240" w:lineRule="auto"/>
-        <w:rPr>
-          <w:rFonts w:ascii="Times New Roman" w:hAnsi="Times New Roman"/>
-          <w:sz w:val="24"/>
-        </w:rPr>
-      </w:pPr>
-      <w:r>
-        <w:rPr>
-          <w:rFonts w:ascii="Times New Roman" w:hAnsi="Times New Roman"/>
-          <w:i/>
-          <w:color w:val="FF0000"/>
-          <w:sz w:val="24"/>
-        </w:rPr>
-        <w:t xml:space="preserve">Священик: </w:t>
-      </w:r>
-      <w:r>
-        <w:rPr>
-          <w:rFonts w:ascii="Times New Roman" w:hAnsi="Times New Roman"/>
-          <w:sz w:val="24"/>
-        </w:rPr>
-        <w:t>Слава тобі, Христе Боже, надіє наша, слава тобі!</w:t>
+        <w:spacing w:after="120"/>
+        <w:jc w:val="both"/>
+      </w:pPr>
+      <w:r>
+        <w:rPr>
+          <w:rFonts w:ascii="Times New Roman" w:hAnsi="Times New Roman"/>
+          <w:i/>
+          <w:color w:val="FF0000"/>
+          <w:sz w:val="24"/>
+        </w:rPr>
+        <w:t>Священик:</w:t>
+      </w:r>
+      <w:r>
+        <w:rPr>
+          <w:rFonts w:ascii="Times New Roman" w:hAnsi="Times New Roman"/>
+          <w:color w:val="FF0000"/>
+          <w:sz w:val="24"/>
+        </w:rPr>
+        <w:t xml:space="preserve"> </w:t>
+      </w:r>
+      <w:r>
+        <w:rPr>
+          <w:rFonts w:ascii="Times New Roman" w:hAnsi="Times New Roman"/>
+          <w:sz w:val="24"/>
+        </w:rPr>
+        <w:t>Слава тобі, Христе Боже, уповання наше, слава тобі!</w:t>
       </w:r>
     </w:p>
     <w:p>
@@ -7841,6 +7698,192 @@
     </w:p>
     <w:p>
       <w:pPr>
+        <w:spacing w:after="120"/>
+      </w:pPr>
+      <w:r>
+        <w:rPr>
+          <w:rFonts w:ascii="Times New Roman" w:hAnsi="Times New Roman"/>
+          <w:i/>
+          <w:color w:val="FF0000"/>
+          <w:sz w:val="24"/>
+        </w:rPr>
+        <w:t>Вірні:</w:t>
+      </w:r>
+      <w:r>
+        <w:rPr>
+          <w:rFonts w:ascii="Times New Roman" w:hAnsi="Times New Roman"/>
+          <w:color w:val="FF0000"/>
+          <w:sz w:val="24"/>
+        </w:rPr>
+        <w:t xml:space="preserve"> </w:t>
+      </w:r>
+      <w:r>
+        <w:rPr>
+          <w:rFonts w:ascii="Times New Roman" w:hAnsi="Times New Roman"/>
+          <w:sz w:val="24"/>
+        </w:rPr>
+        <w:t>Амі́нь.</w:t>
+      </w:r>
+    </w:p>
+    <w:p>
+      <w:pPr>
+        <w:spacing w:after="120"/>
+      </w:pPr>
+      <w:r>
+        <w:rPr>
+          <w:rFonts w:ascii="Times New Roman" w:hAnsi="Times New Roman"/>
+          <w:sz w:val="24"/>
+        </w:rPr>
+        <w:t>Сла́ва Тобі́, Бо́же наш, сла́ва Тобі́.</w:t>
+      </w:r>
+    </w:p>
+    <w:p>
+      <w:pPr>
+        <w:spacing w:after="120"/>
+      </w:pPr>
+      <w:r>
+        <w:rPr>
+          <w:rFonts w:ascii="Times New Roman" w:hAnsi="Times New Roman"/>
+          <w:sz w:val="24"/>
+        </w:rPr>
+        <w:t>Ца́рю небе́сний, утіши́телю, Ду́ше íстини,* що всю́ди єси́ і все наповня́єш,* скарбни́це благ і життя́ пода́телю,* прийди́, і всели́ся в нас,* і очи́сти нас від уся́кої скве́рни,* і спаси́, благи́й, ду́ші на́ші.</w:t>
+      </w:r>
+    </w:p>
+    <w:p>
+      <w:pPr>
+        <w:spacing w:after="120"/>
+        <w:jc w:val="both"/>
+      </w:pPr>
+      <w:r>
+        <w:rPr>
+          <w:rFonts w:ascii="Times New Roman" w:hAnsi="Times New Roman"/>
+          <w:sz w:val="24"/>
+        </w:rPr>
+        <w:t xml:space="preserve">Святий Боже, святий Кріпкий, святий Безсмертний, помилуй нас. </w:t>
+      </w:r>
+      <w:r>
+        <w:rPr>
+          <w:rFonts w:ascii="Times New Roman" w:hAnsi="Times New Roman"/>
+          <w:i/>
+          <w:color w:val="FF0000"/>
+          <w:sz w:val="24"/>
+        </w:rPr>
+        <w:t>(3 р.)</w:t>
+      </w:r>
+    </w:p>
+    <w:p>
+      <w:pPr>
+        <w:spacing w:line="240" w:lineRule="auto"/>
+        <w:rPr>
+          <w:rFonts w:ascii="Times New Roman" w:hAnsi="Times New Roman"/>
+          <w:sz w:val="24"/>
+        </w:rPr>
+      </w:pPr>
+      <w:r>
+        <w:rPr>
+          <w:rFonts w:ascii="Times New Roman" w:hAnsi="Times New Roman"/>
+          <w:sz w:val="24"/>
+        </w:rPr>
+        <w:t>Слава Отцю, і Сину, і Святому Духові,* і нині, і повсякчас, і на віки вічні. Амінь.</w:t>
+      </w:r>
+    </w:p>
+    <w:p>
+      <w:pPr>
+        <w:spacing w:line="240" w:lineRule="auto"/>
+        <w:rPr>
+          <w:rFonts w:ascii="Times New Roman" w:hAnsi="Times New Roman"/>
+          <w:sz w:val="24"/>
+        </w:rPr>
+      </w:pPr>
+      <w:r>
+        <w:rPr>
+          <w:rFonts w:ascii="Times New Roman" w:hAnsi="Times New Roman"/>
+          <w:sz w:val="24"/>
+        </w:rPr>
+        <w:t>Пресвята Тройце, помилуй нас;* Господи, очисти гріхи наші;* Владико, прости беззаконня наші;* Святий, завітай і зціли немочі наші імени твого ради.</w:t>
+      </w:r>
+    </w:p>
+    <w:p>
+      <w:pPr>
+        <w:spacing w:after="120"/>
+        <w:jc w:val="both"/>
+      </w:pPr>
+      <w:r>
+        <w:rPr>
+          <w:rFonts w:ascii="Times New Roman" w:hAnsi="Times New Roman"/>
+          <w:sz w:val="24"/>
+        </w:rPr>
+        <w:t xml:space="preserve">Господи, помилуй. </w:t>
+      </w:r>
+      <w:r>
+        <w:rPr>
+          <w:rFonts w:ascii="Times New Roman" w:hAnsi="Times New Roman"/>
+          <w:i/>
+          <w:color w:val="FF0000"/>
+          <w:sz w:val="24"/>
+        </w:rPr>
+        <w:t>(3 р.)</w:t>
+      </w:r>
+    </w:p>
+    <w:p>
+      <w:pPr>
+        <w:spacing w:line="240" w:lineRule="auto"/>
+        <w:rPr>
+          <w:rFonts w:ascii="Times New Roman" w:hAnsi="Times New Roman"/>
+          <w:sz w:val="24"/>
+        </w:rPr>
+      </w:pPr>
+      <w:r>
+        <w:rPr>
+          <w:rFonts w:ascii="Times New Roman" w:hAnsi="Times New Roman"/>
+          <w:sz w:val="24"/>
+        </w:rPr>
+        <w:t>Слава Отцю, і Сину, і Святому Духові,* і нині, і повсякчас, і на віки вічні. Амінь.</w:t>
+      </w:r>
+    </w:p>
+    <w:p>
+      <w:pPr>
+        <w:spacing w:line="240" w:lineRule="auto"/>
+        <w:rPr>
+          <w:rFonts w:ascii="Times New Roman" w:hAnsi="Times New Roman"/>
+          <w:sz w:val="24"/>
+        </w:rPr>
+      </w:pPr>
+      <w:r>
+        <w:rPr>
+          <w:rFonts w:ascii="Times New Roman" w:hAnsi="Times New Roman"/>
+          <w:sz w:val="24"/>
+        </w:rPr>
+        <w:t>Отче наш, що єси на небесах,* нехай святиться ім’я твоє,* нехай прийде царство твоє,* нехай буде воля твоя, як на небі, так і на землі.* Хліб наш насущний дай нам сьогодні,* і прости нам провини наші,* як і ми прощаємо винуватцям нашим,* і не введи нас у спокусу,* але визволи нас від лукавого.</w:t>
+      </w:r>
+    </w:p>
+    <w:p>
+      <w:pPr>
+        <w:spacing w:line="240" w:lineRule="auto"/>
+        <w:rPr>
+          <w:rFonts w:ascii="Times New Roman" w:hAnsi="Times New Roman"/>
+          <w:sz w:val="24"/>
+        </w:rPr>
+      </w:pPr>
+      <w:r>
+        <w:rPr>
+          <w:rFonts w:ascii="Times New Roman" w:hAnsi="Times New Roman"/>
+          <w:i/>
+          <w:color w:val="FF0000"/>
+          <w:sz w:val="24"/>
+        </w:rPr>
+        <w:t xml:space="preserve">Священик: </w:t>
+      </w:r>
+      <w:r>
+        <w:rPr>
+          <w:rFonts w:ascii="Times New Roman" w:hAnsi="Times New Roman"/>
+          <w:sz w:val="24"/>
+        </w:rPr>
+        <w:t>Бо твоє є царство, і сила, і слава, Отця, і Сина, і Святого Духа, нині і повсякчас, і на віки вічні.</w:t>
+      </w:r>
+    </w:p>
+    <w:p>
+      <w:pPr>
         <w:spacing w:line="240" w:lineRule="auto"/>
         <w:rPr>
           <w:rFonts w:ascii="Times New Roman" w:hAnsi="Times New Roman"/>
@@ -7861,48 +7904,32 @@
           <w:rFonts w:ascii="Times New Roman" w:hAnsi="Times New Roman"/>
           <w:sz w:val="24"/>
         </w:rPr>
-        <w:t>Амінь. Слава тобі, Боже наш, слава тобі.</w:t>
-      </w:r>
-    </w:p>
-    <w:p>
-      <w:pPr>
-        <w:spacing w:line="240" w:lineRule="auto"/>
-        <w:rPr>
-          <w:rFonts w:ascii="Times New Roman" w:hAnsi="Times New Roman"/>
-          <w:sz w:val="24"/>
-        </w:rPr>
-      </w:pPr>
-      <w:r>
-        <w:rPr>
-          <w:rFonts w:ascii="Times New Roman" w:hAnsi="Times New Roman"/>
-          <w:sz w:val="24"/>
-        </w:rPr>
-        <w:t>Царю небесний, утішителю, Душе істини,* що всюди єси і все наповняєш,* скарбе дібр і життя подателю,* прийди і вселися в нас,* і очисти нас від усякої скверни,* і спаси, Благий, душі наші.</w:t>
-      </w:r>
-    </w:p>
-    <w:p>
-      <w:pPr>
-        <w:spacing w:line="240" w:lineRule="auto"/>
-        <w:rPr>
-          <w:rFonts w:ascii="Times New Roman" w:hAnsi="Times New Roman"/>
-          <w:sz w:val="24"/>
-        </w:rPr>
-      </w:pPr>
-      <w:r>
-        <w:rPr>
-          <w:rFonts w:ascii="Times New Roman" w:hAnsi="Times New Roman"/>
-          <w:sz w:val="24"/>
-        </w:rPr>
-        <w:t xml:space="preserve">Святий Боже, святий Кріпкий, святий Безсмертний, помилуй нас </w:t>
-      </w:r>
-      <w:r>
-        <w:rPr>
-          <w:rFonts w:ascii="Times New Roman" w:hAnsi="Times New Roman"/>
-          <w:i/>
-          <w:color w:val="FF0000"/>
-          <w:sz w:val="24"/>
-        </w:rPr>
-        <w:t>(3 р.)</w:t>
+        <w:t xml:space="preserve">Амінь. </w:t>
+      </w:r>
+    </w:p>
+    <w:p>
+      <w:pPr>
+        <w:spacing w:line="240" w:lineRule="auto"/>
+        <w:rPr>
+          <w:rFonts w:ascii="Times New Roman" w:hAnsi="Times New Roman"/>
+          <w:sz w:val="24"/>
+        </w:rPr>
+      </w:pPr>
+      <w:r>
+        <w:rPr>
+          <w:rFonts w:ascii="Times New Roman" w:hAnsi="Times New Roman"/>
+          <w:sz w:val="24"/>
+        </w:rPr>
+        <w:t xml:space="preserve">Господи, помилуй </w:t>
+      </w:r>
+      <w:r>
+        <w:rPr>
+          <w:rFonts w:ascii="Times New Roman" w:hAnsi="Times New Roman"/>
+          <w:i/>
+          <w:color w:val="FF0000"/>
+          <w:sz w:val="24"/>
+        </w:rPr>
+        <w:t>(12 р.)</w:t>
       </w:r>
       <w:r>
         <w:rPr>
@@ -7930,228 +7957,41 @@
     </w:p>
     <w:p>
       <w:pPr>
-        <w:spacing w:line="240" w:lineRule="auto"/>
-        <w:rPr>
-          <w:rFonts w:ascii="Times New Roman" w:hAnsi="Times New Roman"/>
-          <w:sz w:val="24"/>
-        </w:rPr>
-      </w:pPr>
-      <w:r>
-        <w:rPr>
-          <w:rFonts w:ascii="Times New Roman" w:hAnsi="Times New Roman"/>
-          <w:sz w:val="24"/>
-        </w:rPr>
-        <w:t>Пресвята Тройце, помилуй нас;* Господи, очисти гріхи наші;* Владико, прости беззаконня наші;* Святий, завітай і зціли немочі наші імени твого ради.</w:t>
-      </w:r>
-    </w:p>
-    <w:p>
-      <w:pPr>
-        <w:spacing w:line="240" w:lineRule="auto"/>
-        <w:rPr>
-          <w:rFonts w:ascii="Times New Roman" w:hAnsi="Times New Roman"/>
-          <w:sz w:val="24"/>
-        </w:rPr>
-      </w:pPr>
-      <w:r>
-        <w:rPr>
-          <w:rFonts w:ascii="Times New Roman" w:hAnsi="Times New Roman"/>
-          <w:sz w:val="24"/>
-        </w:rPr>
-        <w:t xml:space="preserve">Господи, помилуй </w:t>
-      </w:r>
-      <w:r>
-        <w:rPr>
-          <w:rFonts w:ascii="Times New Roman" w:hAnsi="Times New Roman"/>
-          <w:i/>
-          <w:color w:val="FF0000"/>
-          <w:sz w:val="24"/>
-        </w:rPr>
-        <w:t>(3 р.)</w:t>
-      </w:r>
-      <w:r>
-        <w:rPr>
-          <w:rFonts w:ascii="Times New Roman" w:hAnsi="Times New Roman"/>
-          <w:sz w:val="24"/>
-        </w:rPr>
-        <w:t>.</w:t>
-      </w:r>
-    </w:p>
-    <w:p>
-      <w:pPr>
-        <w:spacing w:line="240" w:lineRule="auto"/>
-        <w:rPr>
-          <w:rFonts w:ascii="Times New Roman" w:hAnsi="Times New Roman"/>
-          <w:sz w:val="24"/>
-        </w:rPr>
-      </w:pPr>
-      <w:r>
-        <w:rPr>
-          <w:rFonts w:ascii="Times New Roman" w:hAnsi="Times New Roman"/>
-          <w:sz w:val="24"/>
-        </w:rPr>
-        <w:t>Слава Отцю, і Сину, і Святому Духові,* і нині, і повсякчас, і на віки вічні. Амінь.</w:t>
-      </w:r>
-    </w:p>
-    <w:p>
-      <w:pPr>
-        <w:spacing w:line="240" w:lineRule="auto"/>
-        <w:rPr>
-          <w:rFonts w:ascii="Times New Roman" w:hAnsi="Times New Roman"/>
-          <w:sz w:val="24"/>
-        </w:rPr>
-      </w:pPr>
-      <w:r>
-        <w:rPr>
-          <w:rFonts w:ascii="Times New Roman" w:hAnsi="Times New Roman"/>
-          <w:sz w:val="24"/>
-        </w:rPr>
-        <w:t>Отче наш, що єси на небесах,* нехай святиться ім’я твоє,* нехай прийде царство твоє,* нехай буде воля твоя, як на небі, так і на землі.* Хліб наш насущний дай нам сьогодні,* і прости нам провини наші,* як і ми прощаємо винуватцям нашим,* і не введи нас у спокусу,* але визволи нас від лукавого.</w:t>
-      </w:r>
-    </w:p>
-    <w:p>
-      <w:pPr>
-        <w:spacing w:line="240" w:lineRule="auto"/>
-        <w:rPr>
-          <w:rFonts w:ascii="Times New Roman" w:hAnsi="Times New Roman"/>
-          <w:sz w:val="24"/>
-        </w:rPr>
-      </w:pPr>
-      <w:r>
-        <w:rPr>
-          <w:rFonts w:ascii="Times New Roman" w:hAnsi="Times New Roman"/>
-          <w:i/>
-          <w:color w:val="FF0000"/>
-          <w:sz w:val="24"/>
-        </w:rPr>
-        <w:t xml:space="preserve">Священик: </w:t>
-      </w:r>
-      <w:r>
-        <w:rPr>
-          <w:rFonts w:ascii="Times New Roman" w:hAnsi="Times New Roman"/>
-          <w:sz w:val="24"/>
-        </w:rPr>
-        <w:t>Бо твоє є царство, і сила, і слава, Отця, і Сина, і Святого Духа, нині і повсякчас, і на віки вічні.</w:t>
-      </w:r>
-    </w:p>
-    <w:p>
-      <w:pPr>
-        <w:spacing w:line="240" w:lineRule="auto"/>
-        <w:rPr>
-          <w:rFonts w:ascii="Times New Roman" w:hAnsi="Times New Roman"/>
-          <w:sz w:val="24"/>
-        </w:rPr>
-      </w:pPr>
-      <w:r>
-        <w:rPr>
-          <w:rFonts w:ascii="Times New Roman" w:hAnsi="Times New Roman"/>
-          <w:i/>
-          <w:color w:val="FF0000"/>
-          <w:sz w:val="24"/>
-        </w:rPr>
-        <w:t xml:space="preserve">Вірні: </w:t>
-      </w:r>
-      <w:r>
-        <w:rPr>
-          <w:rFonts w:ascii="Times New Roman" w:hAnsi="Times New Roman"/>
-          <w:sz w:val="24"/>
-        </w:rPr>
-        <w:t xml:space="preserve">Амінь. </w:t>
-      </w:r>
-    </w:p>
-    <w:p>
-      <w:pPr>
-        <w:spacing w:line="240" w:lineRule="auto"/>
-        <w:rPr>
-          <w:rFonts w:ascii="Times New Roman" w:hAnsi="Times New Roman"/>
-          <w:sz w:val="24"/>
-        </w:rPr>
-      </w:pPr>
-      <w:r>
-        <w:rPr>
-          <w:rFonts w:ascii="Times New Roman" w:hAnsi="Times New Roman"/>
-          <w:sz w:val="24"/>
-        </w:rPr>
-        <w:t xml:space="preserve">Господи, помилуй </w:t>
-      </w:r>
-      <w:r>
-        <w:rPr>
-          <w:rFonts w:ascii="Times New Roman" w:hAnsi="Times New Roman"/>
-          <w:i/>
-          <w:color w:val="FF0000"/>
-          <w:sz w:val="24"/>
-        </w:rPr>
-        <w:t>(12 р.)</w:t>
-      </w:r>
-      <w:r>
-        <w:rPr>
-          <w:rFonts w:ascii="Times New Roman" w:hAnsi="Times New Roman"/>
-          <w:sz w:val="24"/>
-        </w:rPr>
-        <w:t>.</w:t>
-      </w:r>
-    </w:p>
-    <w:p>
-      <w:pPr>
-        <w:spacing w:line="240" w:lineRule="auto"/>
-        <w:rPr>
-          <w:rFonts w:ascii="Times New Roman" w:hAnsi="Times New Roman"/>
-          <w:sz w:val="24"/>
-        </w:rPr>
-      </w:pPr>
-      <w:r>
-        <w:rPr>
-          <w:rFonts w:ascii="Times New Roman" w:hAnsi="Times New Roman"/>
-          <w:sz w:val="24"/>
-        </w:rPr>
-        <w:t>Слава Отцю, і Сину, і Святому Духові,* і нині, і повсякчас, і на віки вічні. Амінь.</w:t>
-      </w:r>
-    </w:p>
-    <w:p>
-      <w:pPr>
-        <w:spacing w:line="240" w:lineRule="auto"/>
-        <w:rPr>
-          <w:rFonts w:ascii="Times New Roman" w:hAnsi="Times New Roman"/>
-          <w:sz w:val="24"/>
-        </w:rPr>
-      </w:pPr>
-      <w:r>
-        <w:rPr>
-          <w:rFonts w:ascii="Times New Roman" w:hAnsi="Times New Roman"/>
-          <w:sz w:val="24"/>
-        </w:rPr>
-        <w:t>Прийдіте, поклонімся* Цареві нашому Богу.</w:t>
-      </w:r>
-    </w:p>
-    <w:p>
-      <w:pPr>
-        <w:spacing w:line="240" w:lineRule="auto"/>
-        <w:rPr>
-          <w:rFonts w:ascii="Times New Roman" w:hAnsi="Times New Roman"/>
-          <w:sz w:val="24"/>
-        </w:rPr>
-      </w:pPr>
-      <w:r>
-        <w:rPr>
-          <w:rFonts w:ascii="Times New Roman" w:hAnsi="Times New Roman"/>
-          <w:sz w:val="24"/>
-        </w:rPr>
-        <w:t>Прийдіте, поклонімся* Христові, Цареві нашому Богу.</w:t>
-      </w:r>
-    </w:p>
-    <w:p>
-      <w:pPr>
-        <w:spacing w:line="240" w:lineRule="auto"/>
-        <w:rPr>
-          <w:rFonts w:ascii="Times New Roman" w:hAnsi="Times New Roman"/>
-          <w:sz w:val="24"/>
-        </w:rPr>
-      </w:pPr>
-      <w:r>
-        <w:rPr>
-          <w:rFonts w:ascii="Times New Roman" w:hAnsi="Times New Roman"/>
-          <w:sz w:val="24"/>
-        </w:rPr>
-        <w:t>Прийдіте, поклонімся і припадім* до самого Господа Ісуса Христа, Царя і Бога нашого.</w:t>
+        <w:spacing w:after="120"/>
+        <w:jc w:val="both"/>
+      </w:pPr>
+      <w:r>
+        <w:rPr>
+          <w:rFonts w:ascii="Times New Roman" w:hAnsi="Times New Roman"/>
+          <w:sz w:val="24"/>
+        </w:rPr>
+        <w:t>Прийді́те, поклоні́мся* царе́ві на́шому – Бо́гу.</w:t>
+      </w:r>
+    </w:p>
+    <w:p>
+      <w:pPr>
+        <w:spacing w:after="120"/>
+        <w:jc w:val="both"/>
+      </w:pPr>
+      <w:r>
+        <w:rPr>
+          <w:rFonts w:ascii="Times New Roman" w:hAnsi="Times New Roman"/>
+          <w:sz w:val="24"/>
+        </w:rPr>
+        <w:t>Прийді́те, поклоні́мся* Христо́ві, царе́ві на́шому – Бо́гу.</w:t>
+      </w:r>
+    </w:p>
+    <w:p>
+      <w:pPr>
+        <w:spacing w:after="120"/>
+        <w:jc w:val="both"/>
+      </w:pPr>
+      <w:r>
+        <w:rPr>
+          <w:rFonts w:ascii="Times New Roman" w:hAnsi="Times New Roman"/>
+          <w:sz w:val="24"/>
+        </w:rPr>
+        <w:t>Прийді́те, поклоні́мся і припаді́м* до само́го Го́спода Ісу́са Христа́ – царя́ і Бо́га на́шого.</w:t>
       </w:r>
     </w:p>
     <w:p>
@@ -8988,18 +8828,15 @@
     </w:p>
     <w:p>
       <w:pPr>
-        <w:spacing w:line="240" w:lineRule="auto"/>
-        <w:rPr>
-          <w:rFonts w:ascii="Times New Roman" w:hAnsi="Times New Roman"/>
-          <w:sz w:val="24"/>
-        </w:rPr>
-      </w:pPr>
-      <w:r>
-        <w:rPr>
-          <w:rFonts w:ascii="Times New Roman" w:hAnsi="Times New Roman"/>
-          <w:sz w:val="24"/>
-        </w:rPr>
-        <w:t xml:space="preserve">Господи, помилуй </w:t>
+        <w:spacing w:after="120"/>
+        <w:jc w:val="both"/>
+      </w:pPr>
+      <w:r>
+        <w:rPr>
+          <w:rFonts w:ascii="Times New Roman" w:hAnsi="Times New Roman"/>
+          <w:sz w:val="24"/>
+        </w:rPr>
+        <w:t xml:space="preserve">Господи, помилуй. </w:t>
       </w:r>
       <w:r>
         <w:rPr>
@@ -9010,13 +8847,6 @@
         </w:rPr>
         <w:t>(3 р.)</w:t>
       </w:r>
-      <w:r>
-        <w:rPr>
-          <w:rFonts w:ascii="Times New Roman" w:hAnsi="Times New Roman"/>
-          <w:sz w:val="24"/>
-        </w:rPr>
-        <w:t>.</w:t>
-      </w:r>
     </w:p>
     <w:p>
       <w:pPr>
@@ -9236,18 +9066,15 @@
     </w:p>
     <w:p>
       <w:pPr>
-        <w:spacing w:line="240" w:lineRule="auto"/>
-        <w:rPr>
-          <w:rFonts w:ascii="Times New Roman" w:hAnsi="Times New Roman"/>
-          <w:sz w:val="24"/>
-        </w:rPr>
-      </w:pPr>
-      <w:r>
-        <w:rPr>
-          <w:rFonts w:ascii="Times New Roman" w:hAnsi="Times New Roman"/>
-          <w:sz w:val="24"/>
-        </w:rPr>
-        <w:t xml:space="preserve">Святий Боже, святий Кріпкий, святий Безсмертний, помилуй нас </w:t>
+        <w:spacing w:after="120"/>
+        <w:jc w:val="both"/>
+      </w:pPr>
+      <w:r>
+        <w:rPr>
+          <w:rFonts w:ascii="Times New Roman" w:hAnsi="Times New Roman"/>
+          <w:sz w:val="24"/>
+        </w:rPr>
+        <w:t xml:space="preserve">Святий Боже, святий Кріпкий, святий Безсмертний, помилуй нас. </w:t>
       </w:r>
       <w:r>
         <w:rPr>
@@ -9258,13 +9085,6 @@
         </w:rPr>
         <w:t>(3 р.)</w:t>
       </w:r>
-      <w:r>
-        <w:rPr>
-          <w:rFonts w:ascii="Times New Roman" w:hAnsi="Times New Roman"/>
-          <w:sz w:val="24"/>
-        </w:rPr>
-        <w:t>.</w:t>
-      </w:r>
     </w:p>
     <w:p>
       <w:pPr>
@@ -9300,18 +9120,15 @@
     </w:p>
     <w:p>
       <w:pPr>
-        <w:spacing w:line="240" w:lineRule="auto"/>
-        <w:rPr>
-          <w:rFonts w:ascii="Times New Roman" w:hAnsi="Times New Roman"/>
-          <w:sz w:val="24"/>
-        </w:rPr>
-      </w:pPr>
-      <w:r>
-        <w:rPr>
-          <w:rFonts w:ascii="Times New Roman" w:hAnsi="Times New Roman"/>
-          <w:sz w:val="24"/>
-        </w:rPr>
-        <w:t xml:space="preserve">Господи, помилуй </w:t>
+        <w:spacing w:after="120"/>
+        <w:jc w:val="both"/>
+      </w:pPr>
+      <w:r>
+        <w:rPr>
+          <w:rFonts w:ascii="Times New Roman" w:hAnsi="Times New Roman"/>
+          <w:sz w:val="24"/>
+        </w:rPr>
+        <w:t xml:space="preserve">Господи, помилуй. </w:t>
       </w:r>
       <w:r>
         <w:rPr>
@@ -9321,13 +9138,6 @@
           <w:sz w:val="24"/>
         </w:rPr>
         <w:t>(3 р.)</w:t>
-      </w:r>
-      <w:r>
-        <w:rPr>
-          <w:rFonts w:ascii="Times New Roman" w:hAnsi="Times New Roman"/>
-          <w:sz w:val="24"/>
-        </w:rPr>
-        <w:t>.</w:t>
       </w:r>
     </w:p>
     <w:p>
@@ -9564,18 +9374,15 @@
     </w:p>
     <w:p>
       <w:pPr>
-        <w:spacing w:line="240" w:lineRule="auto"/>
-        <w:rPr>
-          <w:rFonts w:ascii="Times New Roman" w:hAnsi="Times New Roman"/>
-          <w:sz w:val="24"/>
-        </w:rPr>
-      </w:pPr>
-      <w:r>
-        <w:rPr>
-          <w:rFonts w:ascii="Times New Roman" w:hAnsi="Times New Roman"/>
-          <w:sz w:val="24"/>
-        </w:rPr>
-        <w:t xml:space="preserve">Господи, помилуй </w:t>
+        <w:spacing w:after="120"/>
+        <w:jc w:val="both"/>
+      </w:pPr>
+      <w:r>
+        <w:rPr>
+          <w:rFonts w:ascii="Times New Roman" w:hAnsi="Times New Roman"/>
+          <w:sz w:val="24"/>
+        </w:rPr>
+        <w:t xml:space="preserve">Господи, помилуй. </w:t>
       </w:r>
       <w:r>
         <w:rPr>
@@ -9586,13 +9393,6 @@
         </w:rPr>
         <w:t>(3 р.)</w:t>
       </w:r>
-      <w:r>
-        <w:rPr>
-          <w:rFonts w:ascii="Times New Roman" w:hAnsi="Times New Roman"/>
-          <w:sz w:val="24"/>
-        </w:rPr>
-        <w:t>.</w:t>
-      </w:r>
     </w:p>
     <w:p>
       <w:pPr>
@@ -9777,27 +9577,32 @@
     </w:p>
     <w:p>
       <w:pPr>
-        <w:spacing w:line="240" w:lineRule="auto"/>
-        <w:rPr>
-          <w:rFonts w:ascii="Times New Roman" w:hAnsi="Times New Roman"/>
-          <w:sz w:val="24"/>
-        </w:rPr>
-      </w:pPr>
-      <w:r>
-        <w:rPr>
-          <w:rFonts w:ascii="Times New Roman" w:hAnsi="Times New Roman"/>
-          <w:i/>
-          <w:color w:val="FF0000"/>
-          <w:sz w:val="24"/>
-        </w:rPr>
-        <w:t xml:space="preserve">Священик: </w:t>
-      </w:r>
-      <w:r>
-        <w:rPr>
-          <w:rFonts w:ascii="Times New Roman" w:hAnsi="Times New Roman"/>
-          <w:sz w:val="24"/>
-        </w:rPr>
-        <w:t>Слава тобі, Христе Боже, надіє наша, слава тобі!</w:t>
+        <w:spacing w:after="120"/>
+        <w:jc w:val="both"/>
+      </w:pPr>
+      <w:r>
+        <w:rPr>
+          <w:rFonts w:ascii="Times New Roman" w:hAnsi="Times New Roman"/>
+          <w:i/>
+          <w:color w:val="FF0000"/>
+          <w:sz w:val="24"/>
+        </w:rPr>
+        <w:t>Священик:</w:t>
+      </w:r>
+      <w:r>
+        <w:rPr>
+          <w:rFonts w:ascii="Times New Roman" w:hAnsi="Times New Roman"/>
+          <w:color w:val="FF0000"/>
+          <w:sz w:val="24"/>
+        </w:rPr>
+        <w:t xml:space="preserve"> </w:t>
+      </w:r>
+      <w:r>
+        <w:rPr>
+          <w:rFonts w:ascii="Times New Roman" w:hAnsi="Times New Roman"/>
+          <w:sz w:val="24"/>
+        </w:rPr>
+        <w:t>Слава тобі, Христе Боже, уповання наше, слава тобі!</w:t>
       </w:r>
     </w:p>
     <w:p>
